--- a/Expositionsdaten_vorbereiten.docx
+++ b/Expositionsdaten_vorbereiten.docx
@@ -1387,7 +1387,7 @@
         <w:rPr>
           <w:rStyle w:val="VerbatimChar"/>
         </w:rPr>
-        <w:t xml:space="preserve">Habe 6  Zeilen gelesen.... und56 ins lange Format formatiert.</w:t>
+        <w:t xml:space="preserve">Habe 6  Zeilen gelesen.... und ins lange Format formatiert.</w:t>
       </w:r>
       <w:r>
         <w:br/>
@@ -1414,7 +1414,7 @@
         <w:rPr>
           <w:rStyle w:val="VerbatimChar"/>
         </w:rPr>
-        <w:t xml:space="preserve">Habe 419  Zeilen gelesen.... und56 ins lange Format formatiert.</w:t>
+        <w:t xml:space="preserve">Habe 419  Zeilen gelesen.... und ins lange Format formatiert.</w:t>
       </w:r>
       <w:r>
         <w:br/>
@@ -1441,7 +1441,7 @@
         <w:rPr>
           <w:rStyle w:val="VerbatimChar"/>
         </w:rPr>
-        <w:t xml:space="preserve">Habe 6  Zeilen gelesen.... und56 ins lange Format formatiert.</w:t>
+        <w:t xml:space="preserve">Habe 6  Zeilen gelesen.... und ins lange Format formatiert.</w:t>
       </w:r>
       <w:r>
         <w:br/>
@@ -1468,7 +1468,7 @@
         <w:rPr>
           <w:rStyle w:val="VerbatimChar"/>
         </w:rPr>
-        <w:t xml:space="preserve">Habe 27  Zeilen gelesen.... und56 ins lange Format formatiert.</w:t>
+        <w:t xml:space="preserve">Habe 27  Zeilen gelesen.... und ins lange Format formatiert.</w:t>
       </w:r>
       <w:r>
         <w:br/>
@@ -1495,7 +1495,7 @@
         <w:rPr>
           <w:rStyle w:val="VerbatimChar"/>
         </w:rPr>
-        <w:t xml:space="preserve">Habe 6  Zeilen gelesen.... und56 ins lange Format formatiert.</w:t>
+        <w:t xml:space="preserve">Habe 6  Zeilen gelesen.... und ins lange Format formatiert.</w:t>
       </w:r>
       <w:r>
         <w:br/>
@@ -1522,7 +1522,7 @@
         <w:rPr>
           <w:rStyle w:val="VerbatimChar"/>
         </w:rPr>
-        <w:t xml:space="preserve">Habe 779  Zeilen gelesen.... und56 ins lange Format formatiert.</w:t>
+        <w:t xml:space="preserve">Habe 779  Zeilen gelesen.... und ins lange Format formatiert.</w:t>
       </w:r>
       <w:r>
         <w:br/>
@@ -1549,7 +1549,7 @@
         <w:rPr>
           <w:rStyle w:val="VerbatimChar"/>
         </w:rPr>
-        <w:t xml:space="preserve">Habe 10  Zeilen gelesen.... und56 ins lange Format formatiert.</w:t>
+        <w:t xml:space="preserve">Habe 10  Zeilen gelesen.... und ins lange Format formatiert.</w:t>
       </w:r>
       <w:r>
         <w:br/>
@@ -1576,7 +1576,7 @@
         <w:rPr>
           <w:rStyle w:val="VerbatimChar"/>
         </w:rPr>
-        <w:t xml:space="preserve">Habe 542  Zeilen gelesen.... und56 ins lange Format formatiert.</w:t>
+        <w:t xml:space="preserve">Habe 542  Zeilen gelesen.... und ins lange Format formatiert.</w:t>
       </w:r>
       <w:r>
         <w:br/>
@@ -2321,7 +2321,7 @@
         <w:t xml:space="preserve"> </w:t>
       </w:r>
       <w:r>
-        <w:t xml:space="preserve">Format vor, welches gut maschinen- aber schlecht menschenlesbar ist. Hier werden nur die relevanten Zeile eingelesen,</w:t>
+        <w:t xml:space="preserve">Format vor, welches gut maschinen- aber schlecht menschenlesbar ist. Hier werden nur die relevanten Zeilen eingelesen,</w:t>
       </w:r>
     </w:p>
     <w:p>
@@ -2341,13 +2341,7 @@
         <w:t xml:space="preserve"> </w:t>
       </w:r>
       <w:r>
-        <w:t xml:space="preserve">extrahiert.</w:t>
-      </w:r>
-      <w:r>
-        <w:t xml:space="preserve"> </w:t>
-      </w:r>
-      <w:r>
-        <w:t xml:space="preserve">Ein Auszug daraus findet sich in</w:t>
+        <w:t xml:space="preserve">extrahiert. Ein Auszug daraus findet sich in</w:t>
       </w:r>
       <w:r>
         <w:t xml:space="preserve"> </w:t>
@@ -2399,10 +2393,11 @@
               <w:tblLook w:firstRow="1" w:lastRow="0" w:firstColumn="0" w:lastColumn="0" w:noHBand="0" w:noVBand="0" w:val="0020"/>
             </w:tblPr>
             <w:tblGrid>
-              <w:gridCol w:w="2613"/>
-              <w:gridCol w:w="1742"/>
-              <w:gridCol w:w="1742"/>
-              <w:gridCol w:w="1742"/>
+              <w:gridCol w:w="2138"/>
+              <w:gridCol w:w="1425"/>
+              <w:gridCol w:w="1425"/>
+              <w:gridCol w:w="1425"/>
+              <w:gridCol w:w="1425"/>
             </w:tblGrid>
             <w:tr>
               <w:trPr>
@@ -2439,6 +2434,19 @@
                 <w:p>
                   <w:pPr>
                     <w:pStyle w:val="Compact"/>
+                    <w:jc w:val="left"/>
+                    <w:jc w:val="center"/>
+                  </w:pPr>
+                  <w:r>
+                    <w:t xml:space="preserve">gemeinde_kennzeichnung</w:t>
+                  </w:r>
+                </w:p>
+              </w:tc>
+              <w:tc>
+                <w:tcPr/>
+                <w:p>
+                  <w:pPr>
+                    <w:pStyle w:val="Compact"/>
                     <w:jc w:val="right"/>
                     <w:jc w:val="center"/>
                   </w:pPr>
@@ -2471,46 +2479,59 @@
                     <w:jc w:val="center"/>
                   </w:pPr>
                   <w:r>
-                    <w:t xml:space="preserve">07131210</w:t>
-                  </w:r>
-                </w:p>
-              </w:tc>
-              <w:tc>
-                <w:tcPr/>
-                <w:p>
-                  <w:pPr>
-                    <w:pStyle w:val="Compact"/>
-                    <w:jc w:val="left"/>
-                    <w:jc w:val="center"/>
-                  </w:pPr>
-                  <w:r>
-                    <w:t xml:space="preserve">Wehr</w:t>
-                  </w:r>
-                </w:p>
-              </w:tc>
-              <w:tc>
-                <w:tcPr/>
-                <w:p>
-                  <w:pPr>
-                    <w:pStyle w:val="Compact"/>
-                    <w:jc w:val="right"/>
-                    <w:jc w:val="center"/>
-                  </w:pPr>
-                  <w:r>
-                    <w:t xml:space="preserve">1123</w:t>
-                  </w:r>
-                </w:p>
-              </w:tc>
-              <w:tc>
-                <w:tcPr/>
-                <w:p>
-                  <w:pPr>
-                    <w:pStyle w:val="Compact"/>
-                    <w:jc w:val="right"/>
-                    <w:jc w:val="center"/>
-                  </w:pPr>
-                  <w:r>
-                    <w:t xml:space="preserve">994</w:t>
+                    <w:t xml:space="preserve">01054072</w:t>
+                  </w:r>
+                </w:p>
+              </w:tc>
+              <w:tc>
+                <w:tcPr/>
+                <w:p>
+                  <w:pPr>
+                    <w:pStyle w:val="Compact"/>
+                    <w:jc w:val="left"/>
+                    <w:jc w:val="center"/>
+                  </w:pPr>
+                  <w:r>
+                    <w:t xml:space="preserve">Kotzenbüll</w:t>
+                  </w:r>
+                </w:p>
+              </w:tc>
+              <w:tc>
+                <w:tcPr/>
+                <w:p>
+                  <w:pPr>
+                    <w:pStyle w:val="Compact"/>
+                    <w:jc w:val="left"/>
+                    <w:jc w:val="center"/>
+                  </w:pPr>
+                  <w:r>
+                    <w:t xml:space="preserve">Kreisangehörige Gemeinde</w:t>
+                  </w:r>
+                </w:p>
+              </w:tc>
+              <w:tc>
+                <w:tcPr/>
+                <w:p>
+                  <w:pPr>
+                    <w:pStyle w:val="Compact"/>
+                    <w:jc w:val="right"/>
+                    <w:jc w:val="center"/>
+                  </w:pPr>
+                  <w:r>
+                    <w:t xml:space="preserve">169</w:t>
+                  </w:r>
+                </w:p>
+              </w:tc>
+              <w:tc>
+                <w:tcPr/>
+                <w:p>
+                  <w:pPr>
+                    <w:pStyle w:val="Compact"/>
+                    <w:jc w:val="right"/>
+                    <w:jc w:val="center"/>
+                  </w:pPr>
+                  <w:r>
+                    <w:t xml:space="preserve">777</w:t>
                   </w:r>
                 </w:p>
               </w:tc>
@@ -2525,46 +2546,59 @@
                     <w:jc w:val="center"/>
                   </w:pPr>
                   <w:r>
-                    <w:t xml:space="preserve">09177124</w:t>
-                  </w:r>
-                </w:p>
-              </w:tc>
-              <w:tc>
-                <w:tcPr/>
-                <w:p>
-                  <w:pPr>
-                    <w:pStyle w:val="Compact"/>
-                    <w:jc w:val="left"/>
-                    <w:jc w:val="center"/>
-                  </w:pPr>
-                  <w:r>
-                    <w:t xml:space="preserve">Kirchberg</w:t>
-                  </w:r>
-                </w:p>
-              </w:tc>
-              <w:tc>
-                <w:tcPr/>
-                <w:p>
-                  <w:pPr>
-                    <w:pStyle w:val="Compact"/>
-                    <w:jc w:val="right"/>
-                    <w:jc w:val="center"/>
-                  </w:pPr>
-                  <w:r>
-                    <w:t xml:space="preserve">1170</w:t>
-                  </w:r>
-                </w:p>
-              </w:tc>
-              <w:tc>
-                <w:tcPr/>
-                <w:p>
-                  <w:pPr>
-                    <w:pStyle w:val="Compact"/>
-                    <w:jc w:val="right"/>
-                    <w:jc w:val="center"/>
-                  </w:pPr>
-                  <w:r>
-                    <w:t xml:space="preserve">1710</w:t>
+                    <w:t xml:space="preserve">03255010</w:t>
+                  </w:r>
+                </w:p>
+              </w:tc>
+              <w:tc>
+                <w:tcPr/>
+                <w:p>
+                  <w:pPr>
+                    <w:pStyle w:val="Compact"/>
+                    <w:jc w:val="left"/>
+                    <w:jc w:val="center"/>
+                  </w:pPr>
+                  <w:r>
+                    <w:t xml:space="preserve">Dielmissen</w:t>
+                  </w:r>
+                </w:p>
+              </w:tc>
+              <w:tc>
+                <w:tcPr/>
+                <w:p>
+                  <w:pPr>
+                    <w:pStyle w:val="Compact"/>
+                    <w:jc w:val="left"/>
+                    <w:jc w:val="center"/>
+                  </w:pPr>
+                  <w:r>
+                    <w:t xml:space="preserve">Kreisangehörige Gemeinde</w:t>
+                  </w:r>
+                </w:p>
+              </w:tc>
+              <w:tc>
+                <w:tcPr/>
+                <w:p>
+                  <w:pPr>
+                    <w:pStyle w:val="Compact"/>
+                    <w:jc w:val="right"/>
+                    <w:jc w:val="center"/>
+                  </w:pPr>
+                  <w:r>
+                    <w:t xml:space="preserve">741</w:t>
+                  </w:r>
+                </w:p>
+              </w:tc>
+              <w:tc>
+                <w:tcPr/>
+                <w:p>
+                  <w:pPr>
+                    <w:pStyle w:val="Compact"/>
+                    <w:jc w:val="right"/>
+                    <w:jc w:val="center"/>
+                  </w:pPr>
+                  <w:r>
+                    <w:t xml:space="preserve">752</w:t>
                   </w:r>
                 </w:p>
               </w:tc>
@@ -2579,46 +2613,59 @@
                     <w:jc w:val="center"/>
                   </w:pPr>
                   <w:r>
-                    <w:t xml:space="preserve">07138078</w:t>
-                  </w:r>
-                </w:p>
-              </w:tc>
-              <w:tc>
-                <w:tcPr/>
-                <w:p>
-                  <w:pPr>
-                    <w:pStyle w:val="Compact"/>
-                    <w:jc w:val="left"/>
-                    <w:jc w:val="center"/>
-                  </w:pPr>
-                  <w:r>
-                    <w:t xml:space="preserve">Woldert</w:t>
-                  </w:r>
-                </w:p>
-              </w:tc>
-              <w:tc>
-                <w:tcPr/>
-                <w:p>
-                  <w:pPr>
-                    <w:pStyle w:val="Compact"/>
-                    <w:jc w:val="right"/>
-                    <w:jc w:val="center"/>
-                  </w:pPr>
-                  <w:r>
-                    <w:t xml:space="preserve">557</w:t>
-                  </w:r>
-                </w:p>
-              </w:tc>
-              <w:tc>
-                <w:tcPr/>
-                <w:p>
-                  <w:pPr>
-                    <w:pStyle w:val="Compact"/>
-                    <w:jc w:val="right"/>
-                    <w:jc w:val="center"/>
-                  </w:pPr>
-                  <w:r>
-                    <w:t xml:space="preserve">503</w:t>
+                    <w:t xml:space="preserve">09371131</w:t>
+                  </w:r>
+                </w:p>
+              </w:tc>
+              <w:tc>
+                <w:tcPr/>
+                <w:p>
+                  <w:pPr>
+                    <w:pStyle w:val="Compact"/>
+                    <w:jc w:val="left"/>
+                    <w:jc w:val="center"/>
+                  </w:pPr>
+                  <w:r>
+                    <w:t xml:space="preserve">Illschwang</w:t>
+                  </w:r>
+                </w:p>
+              </w:tc>
+              <w:tc>
+                <w:tcPr/>
+                <w:p>
+                  <w:pPr>
+                    <w:pStyle w:val="Compact"/>
+                    <w:jc w:val="left"/>
+                    <w:jc w:val="center"/>
+                  </w:pPr>
+                  <w:r>
+                    <w:t xml:space="preserve">Kreisangehörige Gemeinde</w:t>
+                  </w:r>
+                </w:p>
+              </w:tc>
+              <w:tc>
+                <w:tcPr/>
+                <w:p>
+                  <w:pPr>
+                    <w:pStyle w:val="Compact"/>
+                    <w:jc w:val="right"/>
+                    <w:jc w:val="center"/>
+                  </w:pPr>
+                  <w:r>
+                    <w:t xml:space="preserve">2114</w:t>
+                  </w:r>
+                </w:p>
+              </w:tc>
+              <w:tc>
+                <w:tcPr/>
+                <w:p>
+                  <w:pPr>
+                    <w:pStyle w:val="Compact"/>
+                    <w:jc w:val="right"/>
+                    <w:jc w:val="center"/>
+                  </w:pPr>
+                  <w:r>
+                    <w:t xml:space="preserve">5422</w:t>
                   </w:r>
                 </w:p>
               </w:tc>
@@ -2633,46 +2680,59 @@
                     <w:jc w:val="center"/>
                   </w:pPr>
                   <w:r>
-                    <w:t xml:space="preserve">05966024</w:t>
-                  </w:r>
-                </w:p>
-              </w:tc>
-              <w:tc>
-                <w:tcPr/>
-                <w:p>
-                  <w:pPr>
-                    <w:pStyle w:val="Compact"/>
-                    <w:jc w:val="left"/>
-                    <w:jc w:val="center"/>
-                  </w:pPr>
-                  <w:r>
-                    <w:t xml:space="preserve">Olpe, Stadt</w:t>
-                  </w:r>
-                </w:p>
-              </w:tc>
-              <w:tc>
-                <w:tcPr/>
-                <w:p>
-                  <w:pPr>
-                    <w:pStyle w:val="Compact"/>
-                    <w:jc w:val="right"/>
-                    <w:jc w:val="center"/>
-                  </w:pPr>
-                  <w:r>
-                    <w:t xml:space="preserve">24695</w:t>
-                  </w:r>
-                </w:p>
-              </w:tc>
-              <w:tc>
-                <w:tcPr/>
-                <w:p>
-                  <w:pPr>
-                    <w:pStyle w:val="Compact"/>
-                    <w:jc w:val="right"/>
-                    <w:jc w:val="center"/>
-                  </w:pPr>
-                  <w:r>
-                    <w:t xml:space="preserve">8588</w:t>
+                    <w:t xml:space="preserve">07231101</w:t>
+                  </w:r>
+                </w:p>
+              </w:tc>
+              <w:tc>
+                <w:tcPr/>
+                <w:p>
+                  <w:pPr>
+                    <w:pStyle w:val="Compact"/>
+                    <w:jc w:val="left"/>
+                    <w:jc w:val="center"/>
+                  </w:pPr>
+                  <w:r>
+                    <w:t xml:space="preserve">Oberscheidweiler</w:t>
+                  </w:r>
+                </w:p>
+              </w:tc>
+              <w:tc>
+                <w:tcPr/>
+                <w:p>
+                  <w:pPr>
+                    <w:pStyle w:val="Compact"/>
+                    <w:jc w:val="left"/>
+                    <w:jc w:val="center"/>
+                  </w:pPr>
+                  <w:r>
+                    <w:t xml:space="preserve">Kreisangehörige Gemeinde</w:t>
+                  </w:r>
+                </w:p>
+              </w:tc>
+              <w:tc>
+                <w:tcPr/>
+                <w:p>
+                  <w:pPr>
+                    <w:pStyle w:val="Compact"/>
+                    <w:jc w:val="right"/>
+                    <w:jc w:val="center"/>
+                  </w:pPr>
+                  <w:r>
+                    <w:t xml:space="preserve">183</w:t>
+                  </w:r>
+                </w:p>
+              </w:tc>
+              <w:tc>
+                <w:tcPr/>
+                <w:p>
+                  <w:pPr>
+                    <w:pStyle w:val="Compact"/>
+                    <w:jc w:val="right"/>
+                    <w:jc w:val="center"/>
+                  </w:pPr>
+                  <w:r>
+                    <w:t xml:space="preserve">450</w:t>
                   </w:r>
                 </w:p>
               </w:tc>
@@ -2687,46 +2747,59 @@
                     <w:jc w:val="center"/>
                   </w:pPr>
                   <w:r>
-                    <w:t xml:space="preserve">14626260</w:t>
-                  </w:r>
-                </w:p>
-              </w:tc>
-              <w:tc>
-                <w:tcPr/>
-                <w:p>
-                  <w:pPr>
-                    <w:pStyle w:val="Compact"/>
-                    <w:jc w:val="left"/>
-                    <w:jc w:val="center"/>
-                  </w:pPr>
-                  <w:r>
-                    <w:t xml:space="preserve">Kreba-Neudorf / Chrjebja-Nowa Wjes</w:t>
-                  </w:r>
-                </w:p>
-              </w:tc>
-              <w:tc>
-                <w:tcPr/>
-                <w:p>
-                  <w:pPr>
-                    <w:pStyle w:val="Compact"/>
-                    <w:jc w:val="right"/>
-                    <w:jc w:val="center"/>
-                  </w:pPr>
-                  <w:r>
-                    <w:t xml:space="preserve">812</w:t>
-                  </w:r>
-                </w:p>
-              </w:tc>
-              <w:tc>
-                <w:tcPr/>
-                <w:p>
-                  <w:pPr>
-                    <w:pStyle w:val="Compact"/>
-                    <w:jc w:val="right"/>
-                    <w:jc w:val="center"/>
-                  </w:pPr>
-                  <w:r>
-                    <w:t xml:space="preserve">3165</w:t>
+                    <w:t xml:space="preserve">13071135</w:t>
+                  </w:r>
+                </w:p>
+              </w:tc>
+              <w:tc>
+                <w:tcPr/>
+                <w:p>
+                  <w:pPr>
+                    <w:pStyle w:val="Compact"/>
+                    <w:jc w:val="left"/>
+                    <w:jc w:val="center"/>
+                  </w:pPr>
+                  <w:r>
+                    <w:t xml:space="preserve">Siedenbollentin</w:t>
+                  </w:r>
+                </w:p>
+              </w:tc>
+              <w:tc>
+                <w:tcPr/>
+                <w:p>
+                  <w:pPr>
+                    <w:pStyle w:val="Compact"/>
+                    <w:jc w:val="left"/>
+                    <w:jc w:val="center"/>
+                  </w:pPr>
+                  <w:r>
+                    <w:t xml:space="preserve">Kreisangehörige Gemeinde</w:t>
+                  </w:r>
+                </w:p>
+              </w:tc>
+              <w:tc>
+                <w:tcPr/>
+                <w:p>
+                  <w:pPr>
+                    <w:pStyle w:val="Compact"/>
+                    <w:jc w:val="right"/>
+                    <w:jc w:val="center"/>
+                  </w:pPr>
+                  <w:r>
+                    <w:t xml:space="preserve">524</w:t>
+                  </w:r>
+                </w:p>
+              </w:tc>
+              <w:tc>
+                <w:tcPr/>
+                <w:p>
+                  <w:pPr>
+                    <w:pStyle w:val="Compact"/>
+                    <w:jc w:val="right"/>
+                    <w:jc w:val="center"/>
+                  </w:pPr>
+                  <w:r>
+                    <w:t xml:space="preserve">1882</w:t>
                   </w:r>
                 </w:p>
               </w:tc>
@@ -2746,13 +2819,13 @@
       </w:r>
     </w:p>
     <w:bookmarkEnd w:id="26"/>
-    <w:bookmarkStart w:id="34" w:name="gis-übersicht"/>
+    <w:bookmarkStart w:id="28" w:name="statistische-übersicht"/>
     <w:p>
       <w:pPr>
         <w:pStyle w:val="Heading2"/>
       </w:pPr>
       <w:r>
-        <w:t xml:space="preserve">GIS-Übersicht</w:t>
+        <w:t xml:space="preserve">Statistische Übersicht</w:t>
       </w:r>
     </w:p>
     <w:p>
@@ -2760,12 +2833,1866 @@
         <w:pStyle w:val="FirstParagraph"/>
       </w:pPr>
       <w:r>
+        <w:t xml:space="preserve">Bisher eingelesen wurden die in</w:t>
+      </w:r>
+      <w:r>
+        <w:t xml:space="preserve"> </w:t>
+      </w:r>
+      <w:hyperlink w:anchor="tbl-expositionsstatistik">
+        <w:r>
+          <w:rPr>
+            <w:rStyle w:val="Hyperlink"/>
+          </w:rPr>
+          <w:t xml:space="preserve">Table 3</w:t>
+        </w:r>
+      </w:hyperlink>
+      <w:r>
+        <w:t xml:space="preserve"> </w:t>
+      </w:r>
+      <w:r>
+        <w:t xml:space="preserve">Expositionsdaten</w:t>
+      </w:r>
+    </w:p>
+    <w:tbl>
+      <w:tblPr>
+        <w:tblStyle w:val="Table"/>
+        <w:tblW w:type="pct" w:w="5000"/>
+        <w:tblLayout w:type="fixed"/>
+        <w:tblLook w:firstRow="0" w:lastRow="0" w:firstColumn="0" w:lastColumn="0" w:noHBand="0" w:noVBand="0" w:val="0000"/>
+      </w:tblPr>
+      <w:tblGrid>
+        <w:gridCol w:w="7920"/>
+      </w:tblGrid>
+      <w:tr>
+        <w:tc>
+          <w:tcPr/>
+          <w:bookmarkStart w:id="27" w:name="tbl-expositionsstatistik"/>
+          <w:p>
+            <w:pPr>
+              <w:jc w:val="center"/>
+            </w:pPr>
+            <w:pPr>
+              <w:jc w:val="start"/>
+              <w:spacing w:before="200"/>
+              <w:pStyle w:val="ImageCaption"/>
+            </w:pPr>
+            <w:r>
+              <w:t xml:space="preserve">Table 3: Deskriptive Auswertung der bisher eingelesenen Expositionsdaten</w:t>
+            </w:r>
+          </w:p>
+          <w:tbl>
+            <w:tblPr>
+              <w:tblStyle w:val="Table"/>
+              <w:tblW w:type="pct" w:w="4900"/>
+              <w:tblLayout w:type="fixed"/>
+              <w:tblLook w:firstRow="1" w:lastRow="0" w:firstColumn="0" w:lastColumn="0" w:noHBand="0" w:noVBand="0" w:val="0020"/>
+            </w:tblPr>
+            <w:tblGrid>
+              <w:gridCol w:w="1584"/>
+              <w:gridCol w:w="1029"/>
+              <w:gridCol w:w="1029"/>
+              <w:gridCol w:w="1029"/>
+              <w:gridCol w:w="1029"/>
+              <w:gridCol w:w="1029"/>
+              <w:gridCol w:w="1029"/>
+            </w:tblGrid>
+            <w:tr>
+              <w:trPr>
+                <w:tblHeader w:val="on"/>
+              </w:trPr>
+              <w:tc>
+                <w:tcPr/>
+                <w:p>
+                  <w:pPr>
+                    <w:pStyle w:val="Compact"/>
+                    <w:jc w:val="left"/>
+                    <w:jc w:val="center"/>
+                  </w:pPr>
+                  <w:r>
+                    <w:t xml:space="preserve">bundesland_code</w:t>
+                  </w:r>
+                </w:p>
+              </w:tc>
+              <w:tc>
+                <w:tcPr/>
+                <w:p>
+                  <w:pPr>
+                    <w:pStyle w:val="Compact"/>
+                    <w:jc w:val="left"/>
+                    <w:jc w:val="center"/>
+                  </w:pPr>
+                  <w:r>
+                    <w:t xml:space="preserve">quelle</w:t>
+                  </w:r>
+                </w:p>
+              </w:tc>
+              <w:tc>
+                <w:tcPr/>
+                <w:p>
+                  <w:pPr>
+                    <w:pStyle w:val="Compact"/>
+                    <w:jc w:val="left"/>
+                    <w:jc w:val="center"/>
+                  </w:pPr>
+                  <w:r>
+                    <w:t xml:space="preserve">metrik</w:t>
+                  </w:r>
+                </w:p>
+              </w:tc>
+              <w:tc>
+                <w:tcPr/>
+                <w:p>
+                  <w:pPr>
+                    <w:pStyle w:val="Compact"/>
+                    <w:jc w:val="right"/>
+                    <w:jc w:val="center"/>
+                  </w:pPr>
+                  <w:r>
+                    <w:t xml:space="preserve">exponierteGesamt_major</w:t>
+                  </w:r>
+                </w:p>
+              </w:tc>
+              <w:tc>
+                <w:tcPr/>
+                <w:p>
+                  <w:pPr>
+                    <w:pStyle w:val="Compact"/>
+                    <w:jc w:val="right"/>
+                    <w:jc w:val="center"/>
+                  </w:pPr>
+                  <w:r>
+                    <w:t xml:space="preserve">exponierteGesamt_all</w:t>
+                  </w:r>
+                </w:p>
+              </w:tc>
+              <w:tc>
+                <w:tcPr/>
+                <w:p>
+                  <w:pPr>
+                    <w:pStyle w:val="Compact"/>
+                    <w:jc w:val="right"/>
+                    <w:jc w:val="center"/>
+                  </w:pPr>
+                  <w:r>
+                    <w:t xml:space="preserve">AnzKartierteGemeinden_major</w:t>
+                  </w:r>
+                </w:p>
+              </w:tc>
+              <w:tc>
+                <w:tcPr/>
+                <w:p>
+                  <w:pPr>
+                    <w:pStyle w:val="Compact"/>
+                    <w:jc w:val="right"/>
+                    <w:jc w:val="center"/>
+                  </w:pPr>
+                  <w:r>
+                    <w:t xml:space="preserve">AnzKartierteGemeinden_all</w:t>
+                  </w:r>
+                </w:p>
+              </w:tc>
+            </w:tr>
+            <w:tr>
+              <w:tc>
+                <w:tcPr/>
+                <w:p>
+                  <w:pPr>
+                    <w:pStyle w:val="Compact"/>
+                    <w:jc w:val="left"/>
+                    <w:jc w:val="center"/>
+                  </w:pPr>
+                  <w:r>
+                    <w:t xml:space="preserve">03</w:t>
+                  </w:r>
+                </w:p>
+              </w:tc>
+              <w:tc>
+                <w:tcPr/>
+                <w:p>
+                  <w:pPr>
+                    <w:pStyle w:val="Compact"/>
+                    <w:jc w:val="left"/>
+                    <w:jc w:val="center"/>
+                  </w:pPr>
+                  <w:r>
+                    <w:t xml:space="preserve">Flug</w:t>
+                  </w:r>
+                </w:p>
+              </w:tc>
+              <w:tc>
+                <w:tcPr/>
+                <w:p>
+                  <w:pPr>
+                    <w:pStyle w:val="Compact"/>
+                    <w:jc w:val="left"/>
+                    <w:jc w:val="center"/>
+                  </w:pPr>
+                  <w:r>
+                    <w:t xml:space="preserve">lden</w:t>
+                  </w:r>
+                </w:p>
+              </w:tc>
+              <w:tc>
+                <w:tcPr/>
+                <w:p>
+                  <w:pPr>
+                    <w:pStyle w:val="Compact"/>
+                    <w:jc w:val="right"/>
+                    <w:jc w:val="center"/>
+                  </w:pPr>
+                  <w:r>
+                    <w:t xml:space="preserve">NA</w:t>
+                  </w:r>
+                </w:p>
+              </w:tc>
+              <w:tc>
+                <w:tcPr/>
+                <w:p>
+                  <w:pPr>
+                    <w:pStyle w:val="Compact"/>
+                    <w:jc w:val="right"/>
+                    <w:jc w:val="center"/>
+                  </w:pPr>
+                  <w:r>
+                    <w:t xml:space="preserve">NA</w:t>
+                  </w:r>
+                </w:p>
+              </w:tc>
+              <w:tc>
+                <w:tcPr/>
+                <w:p>
+                  <w:pPr>
+                    <w:pStyle w:val="Compact"/>
+                    <w:jc w:val="right"/>
+                    <w:jc w:val="center"/>
+                  </w:pPr>
+                  <w:r>
+                    <w:t xml:space="preserve">NA</w:t>
+                  </w:r>
+                </w:p>
+              </w:tc>
+              <w:tc>
+                <w:tcPr/>
+                <w:p>
+                  <w:pPr>
+                    <w:pStyle w:val="Compact"/>
+                    <w:jc w:val="right"/>
+                    <w:jc w:val="center"/>
+                  </w:pPr>
+                  <w:r>
+                    <w:t xml:space="preserve">NA</w:t>
+                  </w:r>
+                </w:p>
+              </w:tc>
+            </w:tr>
+            <w:tr>
+              <w:tc>
+                <w:tcPr/>
+                <w:p>
+                  <w:pPr>
+                    <w:pStyle w:val="Compact"/>
+                    <w:jc w:val="left"/>
+                    <w:jc w:val="center"/>
+                  </w:pPr>
+                  <w:r>
+                    <w:t xml:space="preserve">03</w:t>
+                  </w:r>
+                </w:p>
+              </w:tc>
+              <w:tc>
+                <w:tcPr/>
+                <w:p>
+                  <w:pPr>
+                    <w:pStyle w:val="Compact"/>
+                    <w:jc w:val="left"/>
+                    <w:jc w:val="center"/>
+                  </w:pPr>
+                  <w:r>
+                    <w:t xml:space="preserve">Flug</w:t>
+                  </w:r>
+                </w:p>
+              </w:tc>
+              <w:tc>
+                <w:tcPr/>
+                <w:p>
+                  <w:pPr>
+                    <w:pStyle w:val="Compact"/>
+                    <w:jc w:val="left"/>
+                    <w:jc w:val="center"/>
+                  </w:pPr>
+                  <w:r>
+                    <w:t xml:space="preserve">lnight</w:t>
+                  </w:r>
+                </w:p>
+              </w:tc>
+              <w:tc>
+                <w:tcPr/>
+                <w:p>
+                  <w:pPr>
+                    <w:pStyle w:val="Compact"/>
+                    <w:jc w:val="right"/>
+                    <w:jc w:val="center"/>
+                  </w:pPr>
+                  <w:r>
+                    <w:t xml:space="preserve">NA</w:t>
+                  </w:r>
+                </w:p>
+              </w:tc>
+              <w:tc>
+                <w:tcPr/>
+                <w:p>
+                  <w:pPr>
+                    <w:pStyle w:val="Compact"/>
+                    <w:jc w:val="right"/>
+                    <w:jc w:val="center"/>
+                  </w:pPr>
+                  <w:r>
+                    <w:t xml:space="preserve">NA</w:t>
+                  </w:r>
+                </w:p>
+              </w:tc>
+              <w:tc>
+                <w:tcPr/>
+                <w:p>
+                  <w:pPr>
+                    <w:pStyle w:val="Compact"/>
+                    <w:jc w:val="right"/>
+                    <w:jc w:val="center"/>
+                  </w:pPr>
+                  <w:r>
+                    <w:t xml:space="preserve">NA</w:t>
+                  </w:r>
+                </w:p>
+              </w:tc>
+              <w:tc>
+                <w:tcPr/>
+                <w:p>
+                  <w:pPr>
+                    <w:pStyle w:val="Compact"/>
+                    <w:jc w:val="right"/>
+                    <w:jc w:val="center"/>
+                  </w:pPr>
+                  <w:r>
+                    <w:t xml:space="preserve">NA</w:t>
+                  </w:r>
+                </w:p>
+              </w:tc>
+            </w:tr>
+            <w:tr>
+              <w:tc>
+                <w:tcPr/>
+                <w:p>
+                  <w:pPr>
+                    <w:pStyle w:val="Compact"/>
+                    <w:jc w:val="left"/>
+                    <w:jc w:val="center"/>
+                  </w:pPr>
+                  <w:r>
+                    <w:t xml:space="preserve">03</w:t>
+                  </w:r>
+                </w:p>
+              </w:tc>
+              <w:tc>
+                <w:tcPr/>
+                <w:p>
+                  <w:pPr>
+                    <w:pStyle w:val="Compact"/>
+                    <w:jc w:val="left"/>
+                    <w:jc w:val="center"/>
+                  </w:pPr>
+                  <w:r>
+                    <w:t xml:space="preserve">Industrie</w:t>
+                  </w:r>
+                </w:p>
+              </w:tc>
+              <w:tc>
+                <w:tcPr/>
+                <w:p>
+                  <w:pPr>
+                    <w:pStyle w:val="Compact"/>
+                    <w:jc w:val="left"/>
+                    <w:jc w:val="center"/>
+                  </w:pPr>
+                  <w:r>
+                    <w:t xml:space="preserve">lden</w:t>
+                  </w:r>
+                </w:p>
+              </w:tc>
+              <w:tc>
+                <w:tcPr/>
+                <w:p>
+                  <w:pPr>
+                    <w:pStyle w:val="Compact"/>
+                    <w:jc w:val="right"/>
+                    <w:jc w:val="center"/>
+                  </w:pPr>
+                  <w:r>
+                    <w:t xml:space="preserve">NA</w:t>
+                  </w:r>
+                </w:p>
+              </w:tc>
+              <w:tc>
+                <w:tcPr/>
+                <w:p>
+                  <w:pPr>
+                    <w:pStyle w:val="Compact"/>
+                    <w:jc w:val="right"/>
+                    <w:jc w:val="center"/>
+                  </w:pPr>
+                  <w:r>
+                    <w:t xml:space="preserve">NA</w:t>
+                  </w:r>
+                </w:p>
+              </w:tc>
+              <w:tc>
+                <w:tcPr/>
+                <w:p>
+                  <w:pPr>
+                    <w:pStyle w:val="Compact"/>
+                    <w:jc w:val="right"/>
+                    <w:jc w:val="center"/>
+                  </w:pPr>
+                  <w:r>
+                    <w:t xml:space="preserve">NA</w:t>
+                  </w:r>
+                </w:p>
+              </w:tc>
+              <w:tc>
+                <w:tcPr/>
+                <w:p>
+                  <w:pPr>
+                    <w:pStyle w:val="Compact"/>
+                    <w:jc w:val="right"/>
+                    <w:jc w:val="center"/>
+                  </w:pPr>
+                  <w:r>
+                    <w:t xml:space="preserve">NA</w:t>
+                  </w:r>
+                </w:p>
+              </w:tc>
+            </w:tr>
+            <w:tr>
+              <w:tc>
+                <w:tcPr/>
+                <w:p>
+                  <w:pPr>
+                    <w:pStyle w:val="Compact"/>
+                    <w:jc w:val="left"/>
+                    <w:jc w:val="center"/>
+                  </w:pPr>
+                  <w:r>
+                    <w:t xml:space="preserve">03</w:t>
+                  </w:r>
+                </w:p>
+              </w:tc>
+              <w:tc>
+                <w:tcPr/>
+                <w:p>
+                  <w:pPr>
+                    <w:pStyle w:val="Compact"/>
+                    <w:jc w:val="left"/>
+                    <w:jc w:val="center"/>
+                  </w:pPr>
+                  <w:r>
+                    <w:t xml:space="preserve">Industrie</w:t>
+                  </w:r>
+                </w:p>
+              </w:tc>
+              <w:tc>
+                <w:tcPr/>
+                <w:p>
+                  <w:pPr>
+                    <w:pStyle w:val="Compact"/>
+                    <w:jc w:val="left"/>
+                    <w:jc w:val="center"/>
+                  </w:pPr>
+                  <w:r>
+                    <w:t xml:space="preserve">lnight</w:t>
+                  </w:r>
+                </w:p>
+              </w:tc>
+              <w:tc>
+                <w:tcPr/>
+                <w:p>
+                  <w:pPr>
+                    <w:pStyle w:val="Compact"/>
+                    <w:jc w:val="right"/>
+                    <w:jc w:val="center"/>
+                  </w:pPr>
+                  <w:r>
+                    <w:t xml:space="preserve">NA</w:t>
+                  </w:r>
+                </w:p>
+              </w:tc>
+              <w:tc>
+                <w:tcPr/>
+                <w:p>
+                  <w:pPr>
+                    <w:pStyle w:val="Compact"/>
+                    <w:jc w:val="right"/>
+                    <w:jc w:val="center"/>
+                  </w:pPr>
+                  <w:r>
+                    <w:t xml:space="preserve">NA</w:t>
+                  </w:r>
+                </w:p>
+              </w:tc>
+              <w:tc>
+                <w:tcPr/>
+                <w:p>
+                  <w:pPr>
+                    <w:pStyle w:val="Compact"/>
+                    <w:jc w:val="right"/>
+                    <w:jc w:val="center"/>
+                  </w:pPr>
+                  <w:r>
+                    <w:t xml:space="preserve">NA</w:t>
+                  </w:r>
+                </w:p>
+              </w:tc>
+              <w:tc>
+                <w:tcPr/>
+                <w:p>
+                  <w:pPr>
+                    <w:pStyle w:val="Compact"/>
+                    <w:jc w:val="right"/>
+                    <w:jc w:val="center"/>
+                  </w:pPr>
+                  <w:r>
+                    <w:t xml:space="preserve">NA</w:t>
+                  </w:r>
+                </w:p>
+              </w:tc>
+            </w:tr>
+            <w:tr>
+              <w:tc>
+                <w:tcPr/>
+                <w:p>
+                  <w:pPr>
+                    <w:pStyle w:val="Compact"/>
+                    <w:jc w:val="left"/>
+                    <w:jc w:val="center"/>
+                  </w:pPr>
+                  <w:r>
+                    <w:t xml:space="preserve">03</w:t>
+                  </w:r>
+                </w:p>
+              </w:tc>
+              <w:tc>
+                <w:tcPr/>
+                <w:p>
+                  <w:pPr>
+                    <w:pStyle w:val="Compact"/>
+                    <w:jc w:val="left"/>
+                    <w:jc w:val="center"/>
+                  </w:pPr>
+                  <w:r>
+                    <w:t xml:space="preserve">Straße</w:t>
+                  </w:r>
+                </w:p>
+              </w:tc>
+              <w:tc>
+                <w:tcPr/>
+                <w:p>
+                  <w:pPr>
+                    <w:pStyle w:val="Compact"/>
+                    <w:jc w:val="left"/>
+                    <w:jc w:val="center"/>
+                  </w:pPr>
+                  <w:r>
+                    <w:t xml:space="preserve">lden</w:t>
+                  </w:r>
+                </w:p>
+              </w:tc>
+              <w:tc>
+                <w:tcPr/>
+                <w:p>
+                  <w:pPr>
+                    <w:pStyle w:val="Compact"/>
+                    <w:jc w:val="right"/>
+                    <w:jc w:val="center"/>
+                  </w:pPr>
+                  <w:r>
+                    <w:t xml:space="preserve">815900</w:t>
+                  </w:r>
+                </w:p>
+              </w:tc>
+              <w:tc>
+                <w:tcPr/>
+                <w:p>
+                  <w:pPr>
+                    <w:pStyle w:val="Compact"/>
+                    <w:jc w:val="right"/>
+                    <w:jc w:val="center"/>
+                  </w:pPr>
+                  <w:r>
+                    <w:t xml:space="preserve">NA</w:t>
+                  </w:r>
+                </w:p>
+              </w:tc>
+              <w:tc>
+                <w:tcPr/>
+                <w:p>
+                  <w:pPr>
+                    <w:pStyle w:val="Compact"/>
+                    <w:jc w:val="right"/>
+                    <w:jc w:val="center"/>
+                  </w:pPr>
+                  <w:r>
+                    <w:t xml:space="preserve">542</w:t>
+                  </w:r>
+                </w:p>
+              </w:tc>
+              <w:tc>
+                <w:tcPr/>
+                <w:p>
+                  <w:pPr>
+                    <w:pStyle w:val="Compact"/>
+                    <w:jc w:val="right"/>
+                    <w:jc w:val="center"/>
+                  </w:pPr>
+                  <w:r>
+                    <w:t xml:space="preserve">NA</w:t>
+                  </w:r>
+                </w:p>
+              </w:tc>
+            </w:tr>
+            <w:tr>
+              <w:tc>
+                <w:tcPr/>
+                <w:p>
+                  <w:pPr>
+                    <w:pStyle w:val="Compact"/>
+                    <w:jc w:val="left"/>
+                    <w:jc w:val="center"/>
+                  </w:pPr>
+                  <w:r>
+                    <w:t xml:space="preserve">03</w:t>
+                  </w:r>
+                </w:p>
+              </w:tc>
+              <w:tc>
+                <w:tcPr/>
+                <w:p>
+                  <w:pPr>
+                    <w:pStyle w:val="Compact"/>
+                    <w:jc w:val="left"/>
+                    <w:jc w:val="center"/>
+                  </w:pPr>
+                  <w:r>
+                    <w:t xml:space="preserve">Straße</w:t>
+                  </w:r>
+                </w:p>
+              </w:tc>
+              <w:tc>
+                <w:tcPr/>
+                <w:p>
+                  <w:pPr>
+                    <w:pStyle w:val="Compact"/>
+                    <w:jc w:val="left"/>
+                    <w:jc w:val="center"/>
+                  </w:pPr>
+                  <w:r>
+                    <w:t xml:space="preserve">lnight</w:t>
+                  </w:r>
+                </w:p>
+              </w:tc>
+              <w:tc>
+                <w:tcPr/>
+                <w:p>
+                  <w:pPr>
+                    <w:pStyle w:val="Compact"/>
+                    <w:jc w:val="right"/>
+                    <w:jc w:val="center"/>
+                  </w:pPr>
+                  <w:r>
+                    <w:t xml:space="preserve">523700</w:t>
+                  </w:r>
+                </w:p>
+              </w:tc>
+              <w:tc>
+                <w:tcPr/>
+                <w:p>
+                  <w:pPr>
+                    <w:pStyle w:val="Compact"/>
+                    <w:jc w:val="right"/>
+                    <w:jc w:val="center"/>
+                  </w:pPr>
+                  <w:r>
+                    <w:t xml:space="preserve">NA</w:t>
+                  </w:r>
+                </w:p>
+              </w:tc>
+              <w:tc>
+                <w:tcPr/>
+                <w:p>
+                  <w:pPr>
+                    <w:pStyle w:val="Compact"/>
+                    <w:jc w:val="right"/>
+                    <w:jc w:val="center"/>
+                  </w:pPr>
+                  <w:r>
+                    <w:t xml:space="preserve">542</w:t>
+                  </w:r>
+                </w:p>
+              </w:tc>
+              <w:tc>
+                <w:tcPr/>
+                <w:p>
+                  <w:pPr>
+                    <w:pStyle w:val="Compact"/>
+                    <w:jc w:val="right"/>
+                    <w:jc w:val="center"/>
+                  </w:pPr>
+                  <w:r>
+                    <w:t xml:space="preserve">NA</w:t>
+                  </w:r>
+                </w:p>
+              </w:tc>
+            </w:tr>
+            <w:tr>
+              <w:tc>
+                <w:tcPr/>
+                <w:p>
+                  <w:pPr>
+                    <w:pStyle w:val="Compact"/>
+                    <w:jc w:val="left"/>
+                    <w:jc w:val="center"/>
+                  </w:pPr>
+                  <w:r>
+                    <w:t xml:space="preserve">06</w:t>
+                  </w:r>
+                </w:p>
+              </w:tc>
+              <w:tc>
+                <w:tcPr/>
+                <w:p>
+                  <w:pPr>
+                    <w:pStyle w:val="Compact"/>
+                    <w:jc w:val="left"/>
+                    <w:jc w:val="center"/>
+                  </w:pPr>
+                  <w:r>
+                    <w:t xml:space="preserve">Flug</w:t>
+                  </w:r>
+                </w:p>
+              </w:tc>
+              <w:tc>
+                <w:tcPr/>
+                <w:p>
+                  <w:pPr>
+                    <w:pStyle w:val="Compact"/>
+                    <w:jc w:val="left"/>
+                    <w:jc w:val="center"/>
+                  </w:pPr>
+                  <w:r>
+                    <w:t xml:space="preserve">lden</w:t>
+                  </w:r>
+                </w:p>
+              </w:tc>
+              <w:tc>
+                <w:tcPr/>
+                <w:p>
+                  <w:pPr>
+                    <w:pStyle w:val="Compact"/>
+                    <w:jc w:val="right"/>
+                    <w:jc w:val="center"/>
+                  </w:pPr>
+                  <w:r>
+                    <w:t xml:space="preserve">354060</w:t>
+                  </w:r>
+                </w:p>
+              </w:tc>
+              <w:tc>
+                <w:tcPr/>
+                <w:p>
+                  <w:pPr>
+                    <w:pStyle w:val="Compact"/>
+                    <w:jc w:val="right"/>
+                    <w:jc w:val="center"/>
+                  </w:pPr>
+                  <w:r>
+                    <w:t xml:space="preserve">NA</w:t>
+                  </w:r>
+                </w:p>
+              </w:tc>
+              <w:tc>
+                <w:tcPr/>
+                <w:p>
+                  <w:pPr>
+                    <w:pStyle w:val="Compact"/>
+                    <w:jc w:val="right"/>
+                    <w:jc w:val="center"/>
+                  </w:pPr>
+                  <w:r>
+                    <w:t xml:space="preserve">33</w:t>
+                  </w:r>
+                </w:p>
+              </w:tc>
+              <w:tc>
+                <w:tcPr/>
+                <w:p>
+                  <w:pPr>
+                    <w:pStyle w:val="Compact"/>
+                    <w:jc w:val="right"/>
+                    <w:jc w:val="center"/>
+                  </w:pPr>
+                  <w:r>
+                    <w:t xml:space="preserve">NA</w:t>
+                  </w:r>
+                </w:p>
+              </w:tc>
+            </w:tr>
+            <w:tr>
+              <w:tc>
+                <w:tcPr/>
+                <w:p>
+                  <w:pPr>
+                    <w:pStyle w:val="Compact"/>
+                    <w:jc w:val="left"/>
+                    <w:jc w:val="center"/>
+                  </w:pPr>
+                  <w:r>
+                    <w:t xml:space="preserve">06</w:t>
+                  </w:r>
+                </w:p>
+              </w:tc>
+              <w:tc>
+                <w:tcPr/>
+                <w:p>
+                  <w:pPr>
+                    <w:pStyle w:val="Compact"/>
+                    <w:jc w:val="left"/>
+                    <w:jc w:val="center"/>
+                  </w:pPr>
+                  <w:r>
+                    <w:t xml:space="preserve">Flug</w:t>
+                  </w:r>
+                </w:p>
+              </w:tc>
+              <w:tc>
+                <w:tcPr/>
+                <w:p>
+                  <w:pPr>
+                    <w:pStyle w:val="Compact"/>
+                    <w:jc w:val="left"/>
+                    <w:jc w:val="center"/>
+                  </w:pPr>
+                  <w:r>
+                    <w:t xml:space="preserve">lnight</w:t>
+                  </w:r>
+                </w:p>
+              </w:tc>
+              <w:tc>
+                <w:tcPr/>
+                <w:p>
+                  <w:pPr>
+                    <w:pStyle w:val="Compact"/>
+                    <w:jc w:val="right"/>
+                    <w:jc w:val="center"/>
+                  </w:pPr>
+                  <w:r>
+                    <w:t xml:space="preserve">77240</w:t>
+                  </w:r>
+                </w:p>
+              </w:tc>
+              <w:tc>
+                <w:tcPr/>
+                <w:p>
+                  <w:pPr>
+                    <w:pStyle w:val="Compact"/>
+                    <w:jc w:val="right"/>
+                    <w:jc w:val="center"/>
+                  </w:pPr>
+                  <w:r>
+                    <w:t xml:space="preserve">NA</w:t>
+                  </w:r>
+                </w:p>
+              </w:tc>
+              <w:tc>
+                <w:tcPr/>
+                <w:p>
+                  <w:pPr>
+                    <w:pStyle w:val="Compact"/>
+                    <w:jc w:val="right"/>
+                    <w:jc w:val="center"/>
+                  </w:pPr>
+                  <w:r>
+                    <w:t xml:space="preserve">33</w:t>
+                  </w:r>
+                </w:p>
+              </w:tc>
+              <w:tc>
+                <w:tcPr/>
+                <w:p>
+                  <w:pPr>
+                    <w:pStyle w:val="Compact"/>
+                    <w:jc w:val="right"/>
+                    <w:jc w:val="center"/>
+                  </w:pPr>
+                  <w:r>
+                    <w:t xml:space="preserve">NA</w:t>
+                  </w:r>
+                </w:p>
+              </w:tc>
+            </w:tr>
+            <w:tr>
+              <w:tc>
+                <w:tcPr/>
+                <w:p>
+                  <w:pPr>
+                    <w:pStyle w:val="Compact"/>
+                    <w:jc w:val="left"/>
+                    <w:jc w:val="center"/>
+                  </w:pPr>
+                  <w:r>
+                    <w:t xml:space="preserve">06</w:t>
+                  </w:r>
+                </w:p>
+              </w:tc>
+              <w:tc>
+                <w:tcPr/>
+                <w:p>
+                  <w:pPr>
+                    <w:pStyle w:val="Compact"/>
+                    <w:jc w:val="left"/>
+                    <w:jc w:val="center"/>
+                  </w:pPr>
+                  <w:r>
+                    <w:t xml:space="preserve">Industrie</w:t>
+                  </w:r>
+                </w:p>
+              </w:tc>
+              <w:tc>
+                <w:tcPr/>
+                <w:p>
+                  <w:pPr>
+                    <w:pStyle w:val="Compact"/>
+                    <w:jc w:val="left"/>
+                    <w:jc w:val="center"/>
+                  </w:pPr>
+                  <w:r>
+                    <w:t xml:space="preserve">lden</w:t>
+                  </w:r>
+                </w:p>
+              </w:tc>
+              <w:tc>
+                <w:tcPr/>
+                <w:p>
+                  <w:pPr>
+                    <w:pStyle w:val="Compact"/>
+                    <w:jc w:val="right"/>
+                    <w:jc w:val="center"/>
+                  </w:pPr>
+                  <w:r>
+                    <w:t xml:space="preserve">6336</w:t>
+                  </w:r>
+                </w:p>
+              </w:tc>
+              <w:tc>
+                <w:tcPr/>
+                <w:p>
+                  <w:pPr>
+                    <w:pStyle w:val="Compact"/>
+                    <w:jc w:val="right"/>
+                    <w:jc w:val="center"/>
+                  </w:pPr>
+                  <w:r>
+                    <w:t xml:space="preserve">NA</w:t>
+                  </w:r>
+                </w:p>
+              </w:tc>
+              <w:tc>
+                <w:tcPr/>
+                <w:p>
+                  <w:pPr>
+                    <w:pStyle w:val="Compact"/>
+                    <w:jc w:val="right"/>
+                    <w:jc w:val="center"/>
+                  </w:pPr>
+                  <w:r>
+                    <w:t xml:space="preserve">6</w:t>
+                  </w:r>
+                </w:p>
+              </w:tc>
+              <w:tc>
+                <w:tcPr/>
+                <w:p>
+                  <w:pPr>
+                    <w:pStyle w:val="Compact"/>
+                    <w:jc w:val="right"/>
+                    <w:jc w:val="center"/>
+                  </w:pPr>
+                  <w:r>
+                    <w:t xml:space="preserve">NA</w:t>
+                  </w:r>
+                </w:p>
+              </w:tc>
+            </w:tr>
+            <w:tr>
+              <w:tc>
+                <w:tcPr/>
+                <w:p>
+                  <w:pPr>
+                    <w:pStyle w:val="Compact"/>
+                    <w:jc w:val="left"/>
+                    <w:jc w:val="center"/>
+                  </w:pPr>
+                  <w:r>
+                    <w:t xml:space="preserve">06</w:t>
+                  </w:r>
+                </w:p>
+              </w:tc>
+              <w:tc>
+                <w:tcPr/>
+                <w:p>
+                  <w:pPr>
+                    <w:pStyle w:val="Compact"/>
+                    <w:jc w:val="left"/>
+                    <w:jc w:val="center"/>
+                  </w:pPr>
+                  <w:r>
+                    <w:t xml:space="preserve">Industrie</w:t>
+                  </w:r>
+                </w:p>
+              </w:tc>
+              <w:tc>
+                <w:tcPr/>
+                <w:p>
+                  <w:pPr>
+                    <w:pStyle w:val="Compact"/>
+                    <w:jc w:val="left"/>
+                    <w:jc w:val="center"/>
+                  </w:pPr>
+                  <w:r>
+                    <w:t xml:space="preserve">lnight</w:t>
+                  </w:r>
+                </w:p>
+              </w:tc>
+              <w:tc>
+                <w:tcPr/>
+                <w:p>
+                  <w:pPr>
+                    <w:pStyle w:val="Compact"/>
+                    <w:jc w:val="right"/>
+                    <w:jc w:val="center"/>
+                  </w:pPr>
+                  <w:r>
+                    <w:t xml:space="preserve">4806</w:t>
+                  </w:r>
+                </w:p>
+              </w:tc>
+              <w:tc>
+                <w:tcPr/>
+                <w:p>
+                  <w:pPr>
+                    <w:pStyle w:val="Compact"/>
+                    <w:jc w:val="right"/>
+                    <w:jc w:val="center"/>
+                  </w:pPr>
+                  <w:r>
+                    <w:t xml:space="preserve">NA</w:t>
+                  </w:r>
+                </w:p>
+              </w:tc>
+              <w:tc>
+                <w:tcPr/>
+                <w:p>
+                  <w:pPr>
+                    <w:pStyle w:val="Compact"/>
+                    <w:jc w:val="right"/>
+                    <w:jc w:val="center"/>
+                  </w:pPr>
+                  <w:r>
+                    <w:t xml:space="preserve">6</w:t>
+                  </w:r>
+                </w:p>
+              </w:tc>
+              <w:tc>
+                <w:tcPr/>
+                <w:p>
+                  <w:pPr>
+                    <w:pStyle w:val="Compact"/>
+                    <w:jc w:val="right"/>
+                    <w:jc w:val="center"/>
+                  </w:pPr>
+                  <w:r>
+                    <w:t xml:space="preserve">NA</w:t>
+                  </w:r>
+                </w:p>
+              </w:tc>
+            </w:tr>
+            <w:tr>
+              <w:tc>
+                <w:tcPr/>
+                <w:p>
+                  <w:pPr>
+                    <w:pStyle w:val="Compact"/>
+                    <w:jc w:val="left"/>
+                    <w:jc w:val="center"/>
+                  </w:pPr>
+                  <w:r>
+                    <w:t xml:space="preserve">06</w:t>
+                  </w:r>
+                </w:p>
+              </w:tc>
+              <w:tc>
+                <w:tcPr/>
+                <w:p>
+                  <w:pPr>
+                    <w:pStyle w:val="Compact"/>
+                    <w:jc w:val="left"/>
+                    <w:jc w:val="center"/>
+                  </w:pPr>
+                  <w:r>
+                    <w:t xml:space="preserve">Straße</w:t>
+                  </w:r>
+                </w:p>
+              </w:tc>
+              <w:tc>
+                <w:tcPr/>
+                <w:p>
+                  <w:pPr>
+                    <w:pStyle w:val="Compact"/>
+                    <w:jc w:val="left"/>
+                    <w:jc w:val="center"/>
+                  </w:pPr>
+                  <w:r>
+                    <w:t xml:space="preserve">lden</w:t>
+                  </w:r>
+                </w:p>
+              </w:tc>
+              <w:tc>
+                <w:tcPr/>
+                <w:p>
+                  <w:pPr>
+                    <w:pStyle w:val="Compact"/>
+                    <w:jc w:val="right"/>
+                    <w:jc w:val="center"/>
+                  </w:pPr>
+                  <w:r>
+                    <w:t xml:space="preserve">667358</w:t>
+                  </w:r>
+                </w:p>
+              </w:tc>
+              <w:tc>
+                <w:tcPr/>
+                <w:p>
+                  <w:pPr>
+                    <w:pStyle w:val="Compact"/>
+                    <w:jc w:val="right"/>
+                    <w:jc w:val="center"/>
+                  </w:pPr>
+                  <w:r>
+                    <w:t xml:space="preserve">688104</w:t>
+                  </w:r>
+                </w:p>
+              </w:tc>
+              <w:tc>
+                <w:tcPr/>
+                <w:p>
+                  <w:pPr>
+                    <w:pStyle w:val="Compact"/>
+                    <w:jc w:val="right"/>
+                    <w:jc w:val="center"/>
+                  </w:pPr>
+                  <w:r>
+                    <w:t xml:space="preserve">419</w:t>
+                  </w:r>
+                </w:p>
+              </w:tc>
+              <w:tc>
+                <w:tcPr/>
+                <w:p>
+                  <w:pPr>
+                    <w:pStyle w:val="Compact"/>
+                    <w:jc w:val="right"/>
+                    <w:jc w:val="center"/>
+                  </w:pPr>
+                  <w:r>
+                    <w:t xml:space="preserve">6</w:t>
+                  </w:r>
+                </w:p>
+              </w:tc>
+            </w:tr>
+            <w:tr>
+              <w:tc>
+                <w:tcPr/>
+                <w:p>
+                  <w:pPr>
+                    <w:pStyle w:val="Compact"/>
+                    <w:jc w:val="left"/>
+                    <w:jc w:val="center"/>
+                  </w:pPr>
+                  <w:r>
+                    <w:t xml:space="preserve">06</w:t>
+                  </w:r>
+                </w:p>
+              </w:tc>
+              <w:tc>
+                <w:tcPr/>
+                <w:p>
+                  <w:pPr>
+                    <w:pStyle w:val="Compact"/>
+                    <w:jc w:val="left"/>
+                    <w:jc w:val="center"/>
+                  </w:pPr>
+                  <w:r>
+                    <w:t xml:space="preserve">Straße</w:t>
+                  </w:r>
+                </w:p>
+              </w:tc>
+              <w:tc>
+                <w:tcPr/>
+                <w:p>
+                  <w:pPr>
+                    <w:pStyle w:val="Compact"/>
+                    <w:jc w:val="left"/>
+                    <w:jc w:val="center"/>
+                  </w:pPr>
+                  <w:r>
+                    <w:t xml:space="preserve">lnight</w:t>
+                  </w:r>
+                </w:p>
+              </w:tc>
+              <w:tc>
+                <w:tcPr/>
+                <w:p>
+                  <w:pPr>
+                    <w:pStyle w:val="Compact"/>
+                    <w:jc w:val="right"/>
+                    <w:jc w:val="center"/>
+                  </w:pPr>
+                  <w:r>
+                    <w:t xml:space="preserve">434819</w:t>
+                  </w:r>
+                </w:p>
+              </w:tc>
+              <w:tc>
+                <w:tcPr/>
+                <w:p>
+                  <w:pPr>
+                    <w:pStyle w:val="Compact"/>
+                    <w:jc w:val="right"/>
+                    <w:jc w:val="center"/>
+                  </w:pPr>
+                  <w:r>
+                    <w:t xml:space="preserve">514053</w:t>
+                  </w:r>
+                </w:p>
+              </w:tc>
+              <w:tc>
+                <w:tcPr/>
+                <w:p>
+                  <w:pPr>
+                    <w:pStyle w:val="Compact"/>
+                    <w:jc w:val="right"/>
+                    <w:jc w:val="center"/>
+                  </w:pPr>
+                  <w:r>
+                    <w:t xml:space="preserve">419</w:t>
+                  </w:r>
+                </w:p>
+              </w:tc>
+              <w:tc>
+                <w:tcPr/>
+                <w:p>
+                  <w:pPr>
+                    <w:pStyle w:val="Compact"/>
+                    <w:jc w:val="right"/>
+                    <w:jc w:val="center"/>
+                  </w:pPr>
+                  <w:r>
+                    <w:t xml:space="preserve">6</w:t>
+                  </w:r>
+                </w:p>
+              </w:tc>
+            </w:tr>
+            <w:tr>
+              <w:tc>
+                <w:tcPr/>
+                <w:p>
+                  <w:pPr>
+                    <w:pStyle w:val="Compact"/>
+                    <w:jc w:val="left"/>
+                    <w:jc w:val="center"/>
+                  </w:pPr>
+                  <w:r>
+                    <w:t xml:space="preserve">08</w:t>
+                  </w:r>
+                </w:p>
+              </w:tc>
+              <w:tc>
+                <w:tcPr/>
+                <w:p>
+                  <w:pPr>
+                    <w:pStyle w:val="Compact"/>
+                    <w:jc w:val="left"/>
+                    <w:jc w:val="center"/>
+                  </w:pPr>
+                  <w:r>
+                    <w:t xml:space="preserve">Flug</w:t>
+                  </w:r>
+                </w:p>
+              </w:tc>
+              <w:tc>
+                <w:tcPr/>
+                <w:p>
+                  <w:pPr>
+                    <w:pStyle w:val="Compact"/>
+                    <w:jc w:val="left"/>
+                    <w:jc w:val="center"/>
+                  </w:pPr>
+                  <w:r>
+                    <w:t xml:space="preserve">lden</w:t>
+                  </w:r>
+                </w:p>
+              </w:tc>
+              <w:tc>
+                <w:tcPr/>
+                <w:p>
+                  <w:pPr>
+                    <w:pStyle w:val="Compact"/>
+                    <w:jc w:val="right"/>
+                    <w:jc w:val="center"/>
+                  </w:pPr>
+                  <w:r>
+                    <w:t xml:space="preserve">27187</w:t>
+                  </w:r>
+                </w:p>
+              </w:tc>
+              <w:tc>
+                <w:tcPr/>
+                <w:p>
+                  <w:pPr>
+                    <w:pStyle w:val="Compact"/>
+                    <w:jc w:val="right"/>
+                    <w:jc w:val="center"/>
+                  </w:pPr>
+                  <w:r>
+                    <w:t xml:space="preserve">NA</w:t>
+                  </w:r>
+                </w:p>
+              </w:tc>
+              <w:tc>
+                <w:tcPr/>
+                <w:p>
+                  <w:pPr>
+                    <w:pStyle w:val="Compact"/>
+                    <w:jc w:val="right"/>
+                    <w:jc w:val="center"/>
+                  </w:pPr>
+                  <w:r>
+                    <w:t xml:space="preserve">10</w:t>
+                  </w:r>
+                </w:p>
+              </w:tc>
+              <w:tc>
+                <w:tcPr/>
+                <w:p>
+                  <w:pPr>
+                    <w:pStyle w:val="Compact"/>
+                    <w:jc w:val="right"/>
+                    <w:jc w:val="center"/>
+                  </w:pPr>
+                  <w:r>
+                    <w:t xml:space="preserve">NA</w:t>
+                  </w:r>
+                </w:p>
+              </w:tc>
+            </w:tr>
+            <w:tr>
+              <w:tc>
+                <w:tcPr/>
+                <w:p>
+                  <w:pPr>
+                    <w:pStyle w:val="Compact"/>
+                    <w:jc w:val="left"/>
+                    <w:jc w:val="center"/>
+                  </w:pPr>
+                  <w:r>
+                    <w:t xml:space="preserve">08</w:t>
+                  </w:r>
+                </w:p>
+              </w:tc>
+              <w:tc>
+                <w:tcPr/>
+                <w:p>
+                  <w:pPr>
+                    <w:pStyle w:val="Compact"/>
+                    <w:jc w:val="left"/>
+                    <w:jc w:val="center"/>
+                  </w:pPr>
+                  <w:r>
+                    <w:t xml:space="preserve">Flug</w:t>
+                  </w:r>
+                </w:p>
+              </w:tc>
+              <w:tc>
+                <w:tcPr/>
+                <w:p>
+                  <w:pPr>
+                    <w:pStyle w:val="Compact"/>
+                    <w:jc w:val="left"/>
+                    <w:jc w:val="center"/>
+                  </w:pPr>
+                  <w:r>
+                    <w:t xml:space="preserve">lnight</w:t>
+                  </w:r>
+                </w:p>
+              </w:tc>
+              <w:tc>
+                <w:tcPr/>
+                <w:p>
+                  <w:pPr>
+                    <w:pStyle w:val="Compact"/>
+                    <w:jc w:val="right"/>
+                    <w:jc w:val="center"/>
+                  </w:pPr>
+                  <w:r>
+                    <w:t xml:space="preserve">5398</w:t>
+                  </w:r>
+                </w:p>
+              </w:tc>
+              <w:tc>
+                <w:tcPr/>
+                <w:p>
+                  <w:pPr>
+                    <w:pStyle w:val="Compact"/>
+                    <w:jc w:val="right"/>
+                    <w:jc w:val="center"/>
+                  </w:pPr>
+                  <w:r>
+                    <w:t xml:space="preserve">NA</w:t>
+                  </w:r>
+                </w:p>
+              </w:tc>
+              <w:tc>
+                <w:tcPr/>
+                <w:p>
+                  <w:pPr>
+                    <w:pStyle w:val="Compact"/>
+                    <w:jc w:val="right"/>
+                    <w:jc w:val="center"/>
+                  </w:pPr>
+                  <w:r>
+                    <w:t xml:space="preserve">10</w:t>
+                  </w:r>
+                </w:p>
+              </w:tc>
+              <w:tc>
+                <w:tcPr/>
+                <w:p>
+                  <w:pPr>
+                    <w:pStyle w:val="Compact"/>
+                    <w:jc w:val="right"/>
+                    <w:jc w:val="center"/>
+                  </w:pPr>
+                  <w:r>
+                    <w:t xml:space="preserve">NA</w:t>
+                  </w:r>
+                </w:p>
+              </w:tc>
+            </w:tr>
+            <w:tr>
+              <w:tc>
+                <w:tcPr/>
+                <w:p>
+                  <w:pPr>
+                    <w:pStyle w:val="Compact"/>
+                    <w:jc w:val="left"/>
+                    <w:jc w:val="center"/>
+                  </w:pPr>
+                  <w:r>
+                    <w:t xml:space="preserve">08</w:t>
+                  </w:r>
+                </w:p>
+              </w:tc>
+              <w:tc>
+                <w:tcPr/>
+                <w:p>
+                  <w:pPr>
+                    <w:pStyle w:val="Compact"/>
+                    <w:jc w:val="left"/>
+                    <w:jc w:val="center"/>
+                  </w:pPr>
+                  <w:r>
+                    <w:t xml:space="preserve">Industrie</w:t>
+                  </w:r>
+                </w:p>
+              </w:tc>
+              <w:tc>
+                <w:tcPr/>
+                <w:p>
+                  <w:pPr>
+                    <w:pStyle w:val="Compact"/>
+                    <w:jc w:val="left"/>
+                    <w:jc w:val="center"/>
+                  </w:pPr>
+                  <w:r>
+                    <w:t xml:space="preserve">lden</w:t>
+                  </w:r>
+                </w:p>
+              </w:tc>
+              <w:tc>
+                <w:tcPr/>
+                <w:p>
+                  <w:pPr>
+                    <w:pStyle w:val="Compact"/>
+                    <w:jc w:val="right"/>
+                    <w:jc w:val="center"/>
+                  </w:pPr>
+                  <w:r>
+                    <w:t xml:space="preserve">NA</w:t>
+                  </w:r>
+                </w:p>
+              </w:tc>
+              <w:tc>
+                <w:tcPr/>
+                <w:p>
+                  <w:pPr>
+                    <w:pStyle w:val="Compact"/>
+                    <w:jc w:val="right"/>
+                    <w:jc w:val="center"/>
+                  </w:pPr>
+                  <w:r>
+                    <w:t xml:space="preserve">NA</w:t>
+                  </w:r>
+                </w:p>
+              </w:tc>
+              <w:tc>
+                <w:tcPr/>
+                <w:p>
+                  <w:pPr>
+                    <w:pStyle w:val="Compact"/>
+                    <w:jc w:val="right"/>
+                    <w:jc w:val="center"/>
+                  </w:pPr>
+                  <w:r>
+                    <w:t xml:space="preserve">NA</w:t>
+                  </w:r>
+                </w:p>
+              </w:tc>
+              <w:tc>
+                <w:tcPr/>
+                <w:p>
+                  <w:pPr>
+                    <w:pStyle w:val="Compact"/>
+                    <w:jc w:val="right"/>
+                    <w:jc w:val="center"/>
+                  </w:pPr>
+                  <w:r>
+                    <w:t xml:space="preserve">NA</w:t>
+                  </w:r>
+                </w:p>
+              </w:tc>
+            </w:tr>
+            <w:tr>
+              <w:tc>
+                <w:tcPr/>
+                <w:p>
+                  <w:pPr>
+                    <w:pStyle w:val="Compact"/>
+                    <w:jc w:val="left"/>
+                    <w:jc w:val="center"/>
+                  </w:pPr>
+                  <w:r>
+                    <w:t xml:space="preserve">08</w:t>
+                  </w:r>
+                </w:p>
+              </w:tc>
+              <w:tc>
+                <w:tcPr/>
+                <w:p>
+                  <w:pPr>
+                    <w:pStyle w:val="Compact"/>
+                    <w:jc w:val="left"/>
+                    <w:jc w:val="center"/>
+                  </w:pPr>
+                  <w:r>
+                    <w:t xml:space="preserve">Industrie</w:t>
+                  </w:r>
+                </w:p>
+              </w:tc>
+              <w:tc>
+                <w:tcPr/>
+                <w:p>
+                  <w:pPr>
+                    <w:pStyle w:val="Compact"/>
+                    <w:jc w:val="left"/>
+                    <w:jc w:val="center"/>
+                  </w:pPr>
+                  <w:r>
+                    <w:t xml:space="preserve">lnight</w:t>
+                  </w:r>
+                </w:p>
+              </w:tc>
+              <w:tc>
+                <w:tcPr/>
+                <w:p>
+                  <w:pPr>
+                    <w:pStyle w:val="Compact"/>
+                    <w:jc w:val="right"/>
+                    <w:jc w:val="center"/>
+                  </w:pPr>
+                  <w:r>
+                    <w:t xml:space="preserve">NA</w:t>
+                  </w:r>
+                </w:p>
+              </w:tc>
+              <w:tc>
+                <w:tcPr/>
+                <w:p>
+                  <w:pPr>
+                    <w:pStyle w:val="Compact"/>
+                    <w:jc w:val="right"/>
+                    <w:jc w:val="center"/>
+                  </w:pPr>
+                  <w:r>
+                    <w:t xml:space="preserve">NA</w:t>
+                  </w:r>
+                </w:p>
+              </w:tc>
+              <w:tc>
+                <w:tcPr/>
+                <w:p>
+                  <w:pPr>
+                    <w:pStyle w:val="Compact"/>
+                    <w:jc w:val="right"/>
+                    <w:jc w:val="center"/>
+                  </w:pPr>
+                  <w:r>
+                    <w:t xml:space="preserve">NA</w:t>
+                  </w:r>
+                </w:p>
+              </w:tc>
+              <w:tc>
+                <w:tcPr/>
+                <w:p>
+                  <w:pPr>
+                    <w:pStyle w:val="Compact"/>
+                    <w:jc w:val="right"/>
+                    <w:jc w:val="center"/>
+                  </w:pPr>
+                  <w:r>
+                    <w:t xml:space="preserve">NA</w:t>
+                  </w:r>
+                </w:p>
+              </w:tc>
+            </w:tr>
+            <w:tr>
+              <w:tc>
+                <w:tcPr/>
+                <w:p>
+                  <w:pPr>
+                    <w:pStyle w:val="Compact"/>
+                    <w:jc w:val="left"/>
+                    <w:jc w:val="center"/>
+                  </w:pPr>
+                  <w:r>
+                    <w:t xml:space="preserve">08</w:t>
+                  </w:r>
+                </w:p>
+              </w:tc>
+              <w:tc>
+                <w:tcPr/>
+                <w:p>
+                  <w:pPr>
+                    <w:pStyle w:val="Compact"/>
+                    <w:jc w:val="left"/>
+                    <w:jc w:val="center"/>
+                  </w:pPr>
+                  <w:r>
+                    <w:t xml:space="preserve">Straße</w:t>
+                  </w:r>
+                </w:p>
+              </w:tc>
+              <w:tc>
+                <w:tcPr/>
+                <w:p>
+                  <w:pPr>
+                    <w:pStyle w:val="Compact"/>
+                    <w:jc w:val="left"/>
+                    <w:jc w:val="center"/>
+                  </w:pPr>
+                  <w:r>
+                    <w:t xml:space="preserve">lden</w:t>
+                  </w:r>
+                </w:p>
+              </w:tc>
+              <w:tc>
+                <w:tcPr/>
+                <w:p>
+                  <w:pPr>
+                    <w:pStyle w:val="Compact"/>
+                    <w:jc w:val="right"/>
+                    <w:jc w:val="center"/>
+                  </w:pPr>
+                  <w:r>
+                    <w:t xml:space="preserve">1426309</w:t>
+                  </w:r>
+                </w:p>
+              </w:tc>
+              <w:tc>
+                <w:tcPr/>
+                <w:p>
+                  <w:pPr>
+                    <w:pStyle w:val="Compact"/>
+                    <w:jc w:val="right"/>
+                    <w:jc w:val="center"/>
+                  </w:pPr>
+                  <w:r>
+                    <w:t xml:space="preserve">NA</w:t>
+                  </w:r>
+                </w:p>
+              </w:tc>
+              <w:tc>
+                <w:tcPr/>
+                <w:p>
+                  <w:pPr>
+                    <w:pStyle w:val="Compact"/>
+                    <w:jc w:val="right"/>
+                    <w:jc w:val="center"/>
+                  </w:pPr>
+                  <w:r>
+                    <w:t xml:space="preserve">779</w:t>
+                  </w:r>
+                </w:p>
+              </w:tc>
+              <w:tc>
+                <w:tcPr/>
+                <w:p>
+                  <w:pPr>
+                    <w:pStyle w:val="Compact"/>
+                    <w:jc w:val="right"/>
+                    <w:jc w:val="center"/>
+                  </w:pPr>
+                  <w:r>
+                    <w:t xml:space="preserve">NA</w:t>
+                  </w:r>
+                </w:p>
+              </w:tc>
+            </w:tr>
+            <w:tr>
+              <w:tc>
+                <w:tcPr/>
+                <w:p>
+                  <w:pPr>
+                    <w:pStyle w:val="Compact"/>
+                    <w:jc w:val="left"/>
+                    <w:jc w:val="center"/>
+                  </w:pPr>
+                  <w:r>
+                    <w:t xml:space="preserve">08</w:t>
+                  </w:r>
+                </w:p>
+              </w:tc>
+              <w:tc>
+                <w:tcPr/>
+                <w:p>
+                  <w:pPr>
+                    <w:pStyle w:val="Compact"/>
+                    <w:jc w:val="left"/>
+                    <w:jc w:val="center"/>
+                  </w:pPr>
+                  <w:r>
+                    <w:t xml:space="preserve">Straße</w:t>
+                  </w:r>
+                </w:p>
+              </w:tc>
+              <w:tc>
+                <w:tcPr/>
+                <w:p>
+                  <w:pPr>
+                    <w:pStyle w:val="Compact"/>
+                    <w:jc w:val="left"/>
+                    <w:jc w:val="center"/>
+                  </w:pPr>
+                  <w:r>
+                    <w:t xml:space="preserve">lnight</w:t>
+                  </w:r>
+                </w:p>
+              </w:tc>
+              <w:tc>
+                <w:tcPr/>
+                <w:p>
+                  <w:pPr>
+                    <w:pStyle w:val="Compact"/>
+                    <w:jc w:val="right"/>
+                    <w:jc w:val="center"/>
+                  </w:pPr>
+                  <w:r>
+                    <w:t xml:space="preserve">842372</w:t>
+                  </w:r>
+                </w:p>
+              </w:tc>
+              <w:tc>
+                <w:tcPr/>
+                <w:p>
+                  <w:pPr>
+                    <w:pStyle w:val="Compact"/>
+                    <w:jc w:val="right"/>
+                    <w:jc w:val="center"/>
+                  </w:pPr>
+                  <w:r>
+                    <w:t xml:space="preserve">NA</w:t>
+                  </w:r>
+                </w:p>
+              </w:tc>
+              <w:tc>
+                <w:tcPr/>
+                <w:p>
+                  <w:pPr>
+                    <w:pStyle w:val="Compact"/>
+                    <w:jc w:val="right"/>
+                    <w:jc w:val="center"/>
+                  </w:pPr>
+                  <w:r>
+                    <w:t xml:space="preserve">779</w:t>
+                  </w:r>
+                </w:p>
+              </w:tc>
+              <w:tc>
+                <w:tcPr/>
+                <w:p>
+                  <w:pPr>
+                    <w:pStyle w:val="Compact"/>
+                    <w:jc w:val="right"/>
+                    <w:jc w:val="center"/>
+                  </w:pPr>
+                  <w:r>
+                    <w:t xml:space="preserve">NA</w:t>
+                  </w:r>
+                </w:p>
+              </w:tc>
+            </w:tr>
+          </w:tbl>
+          <w:bookmarkEnd w:id="27"/>
+          <w:p/>
+        </w:tc>
+      </w:tr>
+    </w:tbl>
+    <w:bookmarkEnd w:id="28"/>
+    <w:bookmarkStart w:id="36" w:name="gis-übersicht"/>
+    <w:p>
+      <w:pPr>
+        <w:pStyle w:val="Heading2"/>
+      </w:pPr>
+      <w:r>
+        <w:t xml:space="preserve">GIS-Übersicht</w:t>
+      </w:r>
+    </w:p>
+    <w:p>
+      <w:pPr>
+        <w:pStyle w:val="FirstParagraph"/>
+      </w:pPr>
+      <w:r>
         <w:t xml:space="preserve">Ich lade hier die</w:t>
       </w:r>
       <w:r>
         <w:t xml:space="preserve"> </w:t>
       </w:r>
-      <w:hyperlink r:id="rId27">
+      <w:hyperlink r:id="rId29">
         <w:r>
           <w:rPr>
             <w:rStyle w:val="Hyperlink"/>
@@ -2892,18 +4819,18 @@
           <wp:inline>
             <wp:extent cx="4620126" cy="3696101"/>
             <wp:effectExtent b="0" l="0" r="0" t="0"/>
-            <wp:docPr descr="" title="" id="29" name="Picture"/>
+            <wp:docPr descr="" title="" id="31" name="Picture"/>
             <a:graphic>
               <a:graphicData uri="http://schemas.openxmlformats.org/drawingml/2006/picture">
                 <pic:pic>
                   <pic:nvPicPr>
-                    <pic:cNvPr descr="Expositionsdaten_vorbereiten_files/figure-docx/vg250_laden-1.png" id="30" name="Picture"/>
+                    <pic:cNvPr descr="Expositionsdaten_vorbereiten_files/figure-docx/vg250_laden-1.png" id="32" name="Picture"/>
                     <pic:cNvPicPr>
                       <a:picLocks noChangeArrowheads="1" noChangeAspect="1"/>
                     </pic:cNvPicPr>
                   </pic:nvPicPr>
                   <pic:blipFill>
-                    <a:blip r:embed="rId28"/>
+                    <a:blip r:embed="rId30"/>
                     <a:stretch>
                       <a:fillRect/>
                     </a:stretch>
@@ -2939,18 +4866,18 @@
           <wp:inline>
             <wp:extent cx="4620126" cy="3696101"/>
             <wp:effectExtent b="0" l="0" r="0" t="0"/>
-            <wp:docPr descr="" title="" id="32" name="Picture"/>
+            <wp:docPr descr="" title="" id="34" name="Picture"/>
             <a:graphic>
               <a:graphicData uri="http://schemas.openxmlformats.org/drawingml/2006/picture">
                 <pic:pic>
                   <pic:nvPicPr>
-                    <pic:cNvPr descr="Expositionsdaten_vorbereiten_files/figure-docx/gis_visualisierung_vg250-1.png" id="33" name="Picture"/>
+                    <pic:cNvPr descr="Expositionsdaten_vorbereiten_files/figure-docx/gis_visualisierung_vg250-1.png" id="35" name="Picture"/>
                     <pic:cNvPicPr>
                       <a:picLocks noChangeArrowheads="1" noChangeAspect="1"/>
                     </pic:cNvPicPr>
                   </pic:nvPicPr>
                   <pic:blipFill>
-                    <a:blip r:embed="rId31"/>
+                    <a:blip r:embed="rId33"/>
                     <a:stretch>
                       <a:fillRect/>
                     </a:stretch>
@@ -2977,8 +4904,8 @@
         </w:drawing>
       </w:r>
     </w:p>
-    <w:bookmarkEnd w:id="34"/>
-    <w:bookmarkStart w:id="38" w:name="expositionsdaten-räumlich-visualisieren"/>
+    <w:bookmarkEnd w:id="36"/>
+    <w:bookmarkStart w:id="40" w:name="expositionsdaten-räumlich-visualisieren"/>
     <w:p>
       <w:pPr>
         <w:pStyle w:val="Heading2"/>
@@ -3016,18 +4943,18 @@
           <wp:inline>
             <wp:extent cx="4620126" cy="3696101"/>
             <wp:effectExtent b="0" l="0" r="0" t="0"/>
-            <wp:docPr descr="" title="" id="36" name="Picture"/>
+            <wp:docPr descr="" title="" id="38" name="Picture"/>
             <a:graphic>
               <a:graphicData uri="http://schemas.openxmlformats.org/drawingml/2006/picture">
                 <pic:pic>
                   <pic:nvPicPr>
-                    <pic:cNvPr descr="Expositionsdaten_vorbereiten_files/figure-docx/gis_expositionsdaten_plotten-1.png" id="37" name="Picture"/>
+                    <pic:cNvPr descr="Expositionsdaten_vorbereiten_files/figure-docx/gis_expositionsdaten_plotten-1.png" id="39" name="Picture"/>
                     <pic:cNvPicPr>
                       <a:picLocks noChangeArrowheads="1" noChangeAspect="1"/>
                     </pic:cNvPicPr>
                   </pic:nvPicPr>
                   <pic:blipFill>
-                    <a:blip r:embed="rId35"/>
+                    <a:blip r:embed="rId37"/>
                     <a:stretch>
                       <a:fillRect/>
                     </a:stretch>
@@ -3191,8 +5118,8 @@
         <w:t xml:space="preserve"># ℹ 3,580 more rows</w:t>
       </w:r>
     </w:p>
-    <w:bookmarkEnd w:id="38"/>
-    <w:bookmarkStart w:id="39" w:name="statistiken-über-eingelesene-daten"/>
+    <w:bookmarkEnd w:id="40"/>
+    <w:bookmarkStart w:id="41" w:name="statistiken-über-eingelesene-daten"/>
     <w:p>
       <w:pPr>
         <w:pStyle w:val="Heading2"/>
@@ -3216,7 +5143,7 @@
         <w:tblLook w:firstRow="1" w:lastRow="0" w:firstColumn="0" w:lastColumn="0" w:noHBand="0" w:noVBand="1"/>
       </w:tblPr>
       <w:tblGrid>
-        <w:gridCol w:w="2649"/>
+        <w:gridCol w:w="2758"/>
         <w:gridCol w:w="1071"/>
         <w:gridCol w:w="2233"/>
         <w:gridCol w:w="1010"/>
@@ -3556,7 +5483,7 @@
       </w:tr>
       <w:tr>
         <w:trPr>
-          <w:trHeight w:val="614" w:hRule="auto"/>
+          <w:trHeight w:val="617" w:hRule="auto"/>
         </w:trPr>
         body1
         <w:tc>
@@ -3609,7 +5536,7 @@
                 <w:szCs w:val="22"/>
                 <w:color w:val="000000"/>
               </w:rPr>
-              <w:t xml:space="preserve">Wabern</w:t>
+              <w:t xml:space="preserve">Rosenberg (Kreis MOS)</w:t>
             </w:r>
           </w:p>
         </w:tc>
@@ -3771,7 +5698,7 @@
                 <w:szCs w:val="22"/>
                 <w:color w:val="000000"/>
               </w:rPr>
-              <w:t xml:space="preserve">lnight</w:t>
+              <w:t xml:space="preserve">lden</w:t>
             </w:r>
           </w:p>
         </w:tc>
@@ -3825,7 +5752,7 @@
                 <w:szCs w:val="22"/>
                 <w:color w:val="000000"/>
               </w:rPr>
-              <w:t xml:space="preserve">255</w:t>
+              <w:t xml:space="preserve">0</w:t>
             </w:r>
           </w:p>
         </w:tc>
@@ -3939,7 +5866,7 @@
                 <w:szCs w:val="22"/>
                 <w:color w:val="000000"/>
               </w:rPr>
-              <w:t xml:space="preserve">Bad Eilsen</w:t>
+              <w:t xml:space="preserve">Badbergen</w:t>
             </w:r>
           </w:p>
         </w:tc>
@@ -4216,7 +6143,7 @@
       </w:tr>
       <w:tr>
         <w:trPr>
-          <w:trHeight w:val="614" w:hRule="auto"/>
+          <w:trHeight w:val="615" w:hRule="auto"/>
         </w:trPr>
         body3
         <w:tc>
@@ -4269,7 +6196,7 @@
                 <w:szCs w:val="22"/>
                 <w:color w:val="000000"/>
               </w:rPr>
-              <w:t xml:space="preserve">Hohenahr</w:t>
+              <w:t xml:space="preserve">Biebergemünd</w:t>
             </w:r>
           </w:p>
         </w:tc>
@@ -4485,7 +6412,7 @@
                 <w:szCs w:val="22"/>
                 <w:color w:val="000000"/>
               </w:rPr>
-              <w:t xml:space="preserve">0</w:t>
+              <w:t xml:space="preserve">1,007</w:t>
             </w:r>
           </w:p>
         </w:tc>
@@ -4546,7 +6473,7 @@
       </w:tr>
       <w:tr>
         <w:trPr>
-          <w:trHeight w:val="614" w:hRule="auto"/>
+          <w:trHeight w:val="617" w:hRule="auto"/>
         </w:trPr>
         body4
         <w:tc>
@@ -4599,7 +6526,7 @@
                 <w:szCs w:val="22"/>
                 <w:color w:val="000000"/>
               </w:rPr>
-              <w:t xml:space="preserve">Schortens, Stadt</w:t>
+              <w:t xml:space="preserve">Spaichingen</w:t>
             </w:r>
           </w:p>
         </w:tc>
@@ -4761,7 +6688,7 @@
                 <w:szCs w:val="22"/>
                 <w:color w:val="000000"/>
               </w:rPr>
-              <w:t xml:space="preserve">lden</w:t>
+              <w:t xml:space="preserve">lnight</w:t>
             </w:r>
           </w:p>
         </w:tc>
@@ -4815,7 +6742,7 @@
                 <w:szCs w:val="22"/>
                 <w:color w:val="000000"/>
               </w:rPr>
-              <w:t xml:space="preserve">400</w:t>
+              <w:t xml:space="preserve">1,250</w:t>
             </w:r>
           </w:p>
         </w:tc>
@@ -4929,7 +6856,7 @@
                 <w:szCs w:val="22"/>
                 <w:color w:val="000000"/>
               </w:rPr>
-              <w:t xml:space="preserve">Schmitten im Taunus</w:t>
+              <w:t xml:space="preserve">Schorndorf</w:t>
             </w:r>
           </w:p>
         </w:tc>
@@ -5091,7 +7018,7 @@
                 <w:szCs w:val="22"/>
                 <w:color w:val="000000"/>
               </w:rPr>
-              <w:t xml:space="preserve">lden</w:t>
+              <w:t xml:space="preserve">lnight</w:t>
             </w:r>
           </w:p>
         </w:tc>
@@ -5145,7 +7072,7 @@
                 <w:szCs w:val="22"/>
                 <w:color w:val="000000"/>
               </w:rPr>
-              <w:t xml:space="preserve">289</w:t>
+              <w:t xml:space="preserve">1,036</w:t>
             </w:r>
           </w:p>
         </w:tc>
@@ -5205,7 +7132,7 @@
         </w:tc>
       </w:tr>
     </w:tbl>
-    <w:bookmarkEnd w:id="39"/>
+    <w:bookmarkEnd w:id="41"/>
     <w:sectPr>
       <w:footnotePr>
         <w:numRestart w:val="eachSect"/>

--- a/Expositionsdaten_vorbereiten.docx
+++ b/Expositionsdaten_vorbereiten.docx
@@ -2669,59 +2669,59 @@
                     <w:jc w:val="center"/>
                   </w:pPr>
                   <w:r>
-                    <w:t xml:space="preserve">12073645</w:t>
-                  </w:r>
-                </w:p>
-              </w:tc>
-              <w:tc>
-                <w:tcPr/>
-                <w:p>
-                  <w:pPr>
-                    <w:pStyle w:val="Compact"/>
-                    <w:jc w:val="left"/>
-                    <w:jc w:val="center"/>
-                  </w:pPr>
-                  <w:r>
-                    <w:t xml:space="preserve">Zichow</w:t>
-                  </w:r>
-                </w:p>
-              </w:tc>
-              <w:tc>
-                <w:tcPr/>
-                <w:p>
-                  <w:pPr>
-                    <w:pStyle w:val="Compact"/>
-                    <w:jc w:val="left"/>
-                    <w:jc w:val="center"/>
-                  </w:pPr>
-                  <w:r>
-                    <w:t xml:space="preserve">Kreisangehörige Gemeinde</w:t>
-                  </w:r>
-                </w:p>
-              </w:tc>
-              <w:tc>
-                <w:tcPr/>
-                <w:p>
-                  <w:pPr>
-                    <w:pStyle w:val="Compact"/>
-                    <w:jc w:val="right"/>
-                    <w:jc w:val="center"/>
-                  </w:pPr>
-                  <w:r>
-                    <w:t xml:space="preserve">479</w:t>
-                  </w:r>
-                </w:p>
-              </w:tc>
-              <w:tc>
-                <w:tcPr/>
-                <w:p>
-                  <w:pPr>
-                    <w:pStyle w:val="Compact"/>
-                    <w:jc w:val="right"/>
-                    <w:jc w:val="center"/>
-                  </w:pPr>
-                  <w:r>
-                    <w:t xml:space="preserve">3222</w:t>
+                    <w:t xml:space="preserve">15089015</w:t>
+                  </w:r>
+                </w:p>
+              </w:tc>
+              <w:tc>
+                <w:tcPr/>
+                <w:p>
+                  <w:pPr>
+                    <w:pStyle w:val="Compact"/>
+                    <w:jc w:val="left"/>
+                    <w:jc w:val="center"/>
+                  </w:pPr>
+                  <w:r>
+                    <w:t xml:space="preserve">Aschersleben, Stadt</w:t>
+                  </w:r>
+                </w:p>
+              </w:tc>
+              <w:tc>
+                <w:tcPr/>
+                <w:p>
+                  <w:pPr>
+                    <w:pStyle w:val="Compact"/>
+                    <w:jc w:val="left"/>
+                    <w:jc w:val="center"/>
+                  </w:pPr>
+                  <w:r>
+                    <w:t xml:space="preserve">Stadt</w:t>
+                  </w:r>
+                </w:p>
+              </w:tc>
+              <w:tc>
+                <w:tcPr/>
+                <w:p>
+                  <w:pPr>
+                    <w:pStyle w:val="Compact"/>
+                    <w:jc w:val="right"/>
+                    <w:jc w:val="center"/>
+                  </w:pPr>
+                  <w:r>
+                    <w:t xml:space="preserve">25647</w:t>
+                  </w:r>
+                </w:p>
+              </w:tc>
+              <w:tc>
+                <w:tcPr/>
+                <w:p>
+                  <w:pPr>
+                    <w:pStyle w:val="Compact"/>
+                    <w:jc w:val="right"/>
+                    <w:jc w:val="center"/>
+                  </w:pPr>
+                  <w:r>
+                    <w:t xml:space="preserve">15683</w:t>
                   </w:r>
                 </w:p>
               </w:tc>
@@ -2736,59 +2736,59 @@
                     <w:jc w:val="center"/>
                   </w:pPr>
                   <w:r>
-                    <w:t xml:space="preserve">08215017</w:t>
-                  </w:r>
-                </w:p>
-              </w:tc>
-              <w:tc>
-                <w:tcPr/>
-                <w:p>
-                  <w:pPr>
-                    <w:pStyle w:val="Compact"/>
-                    <w:jc w:val="left"/>
-                    <w:jc w:val="center"/>
-                  </w:pPr>
-                  <w:r>
-                    <w:t xml:space="preserve">Ettlingen, Stadt</w:t>
-                  </w:r>
-                </w:p>
-              </w:tc>
-              <w:tc>
-                <w:tcPr/>
-                <w:p>
-                  <w:pPr>
-                    <w:pStyle w:val="Compact"/>
-                    <w:jc w:val="left"/>
-                    <w:jc w:val="center"/>
-                  </w:pPr>
-                  <w:r>
-                    <w:t xml:space="preserve">große Kreisstadt</w:t>
-                  </w:r>
-                </w:p>
-              </w:tc>
-              <w:tc>
-                <w:tcPr/>
-                <w:p>
-                  <w:pPr>
-                    <w:pStyle w:val="Compact"/>
-                    <w:jc w:val="right"/>
-                    <w:jc w:val="center"/>
-                  </w:pPr>
-                  <w:r>
-                    <w:t xml:space="preserve">38578</w:t>
-                  </w:r>
-                </w:p>
-              </w:tc>
-              <w:tc>
-                <w:tcPr/>
-                <w:p>
-                  <w:pPr>
-                    <w:pStyle w:val="Compact"/>
-                    <w:jc w:val="right"/>
-                    <w:jc w:val="center"/>
-                  </w:pPr>
-                  <w:r>
-                    <w:t xml:space="preserve">5675</w:t>
+                    <w:t xml:space="preserve">06440019</w:t>
+                  </w:r>
+                </w:p>
+              </w:tc>
+              <w:tc>
+                <w:tcPr/>
+                <w:p>
+                  <w:pPr>
+                    <w:pStyle w:val="Compact"/>
+                    <w:jc w:val="left"/>
+                    <w:jc w:val="center"/>
+                  </w:pPr>
+                  <w:r>
+                    <w:t xml:space="preserve">Ortenberg, Stadt</w:t>
+                  </w:r>
+                </w:p>
+              </w:tc>
+              <w:tc>
+                <w:tcPr/>
+                <w:p>
+                  <w:pPr>
+                    <w:pStyle w:val="Compact"/>
+                    <w:jc w:val="left"/>
+                    <w:jc w:val="center"/>
+                  </w:pPr>
+                  <w:r>
+                    <w:t xml:space="preserve">Stadt</w:t>
+                  </w:r>
+                </w:p>
+              </w:tc>
+              <w:tc>
+                <w:tcPr/>
+                <w:p>
+                  <w:pPr>
+                    <w:pStyle w:val="Compact"/>
+                    <w:jc w:val="right"/>
+                    <w:jc w:val="center"/>
+                  </w:pPr>
+                  <w:r>
+                    <w:t xml:space="preserve">8423</w:t>
+                  </w:r>
+                </w:p>
+              </w:tc>
+              <w:tc>
+                <w:tcPr/>
+                <w:p>
+                  <w:pPr>
+                    <w:pStyle w:val="Compact"/>
+                    <w:jc w:val="right"/>
+                    <w:jc w:val="center"/>
+                  </w:pPr>
+                  <w:r>
+                    <w:t xml:space="preserve">5470</w:t>
                   </w:r>
                 </w:p>
               </w:tc>
@@ -2803,59 +2803,59 @@
                     <w:jc w:val="center"/>
                   </w:pPr>
                   <w:r>
-                    <w:t xml:space="preserve">09671456</w:t>
-                  </w:r>
-                </w:p>
-              </w:tc>
-              <w:tc>
-                <w:tcPr/>
-                <w:p>
-                  <w:pPr>
-                    <w:pStyle w:val="Compact"/>
-                    <w:jc w:val="left"/>
-                    <w:jc w:val="center"/>
-                  </w:pPr>
-                  <w:r>
-                    <w:t xml:space="preserve">Rohrbrunner Forst</w:t>
-                  </w:r>
-                </w:p>
-              </w:tc>
-              <w:tc>
-                <w:tcPr/>
-                <w:p>
-                  <w:pPr>
-                    <w:pStyle w:val="Compact"/>
-                    <w:jc w:val="left"/>
-                    <w:jc w:val="center"/>
-                  </w:pPr>
-                  <w:r>
-                    <w:t xml:space="preserve">gemeindefreies Gebiet, unbewohnt</w:t>
-                  </w:r>
-                </w:p>
-              </w:tc>
-              <w:tc>
-                <w:tcPr/>
-                <w:p>
-                  <w:pPr>
-                    <w:pStyle w:val="Compact"/>
-                    <w:jc w:val="right"/>
-                    <w:jc w:val="center"/>
-                  </w:pPr>
-                  <w:r>
-                    <w:t xml:space="preserve">0</w:t>
-                  </w:r>
-                </w:p>
-              </w:tc>
-              <w:tc>
-                <w:tcPr/>
-                <w:p>
-                  <w:pPr>
-                    <w:pStyle w:val="Compact"/>
-                    <w:jc w:val="right"/>
-                    <w:jc w:val="center"/>
-                  </w:pPr>
-                  <w:r>
-                    <w:t xml:space="preserve">3336</w:t>
+                    <w:t xml:space="preserve">07235035</w:t>
+                  </w:r>
+                </w:p>
+              </w:tc>
+              <w:tc>
+                <w:tcPr/>
+                <w:p>
+                  <w:pPr>
+                    <w:pStyle w:val="Compact"/>
+                    <w:jc w:val="left"/>
+                    <w:jc w:val="center"/>
+                  </w:pPr>
+                  <w:r>
+                    <w:t xml:space="preserve">Grimburg</w:t>
+                  </w:r>
+                </w:p>
+              </w:tc>
+              <w:tc>
+                <w:tcPr/>
+                <w:p>
+                  <w:pPr>
+                    <w:pStyle w:val="Compact"/>
+                    <w:jc w:val="left"/>
+                    <w:jc w:val="center"/>
+                  </w:pPr>
+                  <w:r>
+                    <w:t xml:space="preserve">Kreisangehörige Gemeinde</w:t>
+                  </w:r>
+                </w:p>
+              </w:tc>
+              <w:tc>
+                <w:tcPr/>
+                <w:p>
+                  <w:pPr>
+                    <w:pStyle w:val="Compact"/>
+                    <w:jc w:val="right"/>
+                    <w:jc w:val="center"/>
+                  </w:pPr>
+                  <w:r>
+                    <w:t xml:space="preserve">460</w:t>
+                  </w:r>
+                </w:p>
+              </w:tc>
+              <w:tc>
+                <w:tcPr/>
+                <w:p>
+                  <w:pPr>
+                    <w:pStyle w:val="Compact"/>
+                    <w:jc w:val="right"/>
+                    <w:jc w:val="center"/>
+                  </w:pPr>
+                  <w:r>
+                    <w:t xml:space="preserve">1017</w:t>
                   </w:r>
                 </w:p>
               </w:tc>
@@ -2870,59 +2870,59 @@
                     <w:jc w:val="center"/>
                   </w:pPr>
                   <w:r>
-                    <w:t xml:space="preserve">01057003</w:t>
-                  </w:r>
-                </w:p>
-              </w:tc>
-              <w:tc>
-                <w:tcPr/>
-                <w:p>
-                  <w:pPr>
-                    <w:pStyle w:val="Compact"/>
-                    <w:jc w:val="left"/>
-                    <w:jc w:val="center"/>
-                  </w:pPr>
-                  <w:r>
-                    <w:t xml:space="preserve">Barsbek</w:t>
-                  </w:r>
-                </w:p>
-              </w:tc>
-              <w:tc>
-                <w:tcPr/>
-                <w:p>
-                  <w:pPr>
-                    <w:pStyle w:val="Compact"/>
-                    <w:jc w:val="left"/>
-                    <w:jc w:val="center"/>
-                  </w:pPr>
-                  <w:r>
-                    <w:t xml:space="preserve">Kreisangehörige Gemeinde</w:t>
-                  </w:r>
-                </w:p>
-              </w:tc>
-              <w:tc>
-                <w:tcPr/>
-                <w:p>
-                  <w:pPr>
-                    <w:pStyle w:val="Compact"/>
-                    <w:jc w:val="right"/>
-                    <w:jc w:val="center"/>
-                  </w:pPr>
-                  <w:r>
-                    <w:t xml:space="preserve">587</w:t>
-                  </w:r>
-                </w:p>
-              </w:tc>
-              <w:tc>
-                <w:tcPr/>
-                <w:p>
-                  <w:pPr>
-                    <w:pStyle w:val="Compact"/>
-                    <w:jc w:val="right"/>
-                    <w:jc w:val="center"/>
-                  </w:pPr>
-                  <w:r>
-                    <w:t xml:space="preserve">873</w:t>
+                    <w:t xml:space="preserve">09186158</w:t>
+                  </w:r>
+                </w:p>
+              </w:tc>
+              <w:tc>
+                <w:tcPr/>
+                <w:p>
+                  <w:pPr>
+                    <w:pStyle w:val="Compact"/>
+                    <w:jc w:val="left"/>
+                    <w:jc w:val="center"/>
+                  </w:pPr>
+                  <w:r>
+                    <w:t xml:space="preserve">Vohburg a.d.Donau, St</w:t>
+                  </w:r>
+                </w:p>
+              </w:tc>
+              <w:tc>
+                <w:tcPr/>
+                <w:p>
+                  <w:pPr>
+                    <w:pStyle w:val="Compact"/>
+                    <w:jc w:val="left"/>
+                    <w:jc w:val="center"/>
+                  </w:pPr>
+                  <w:r>
+                    <w:t xml:space="preserve">Stadt</w:t>
+                  </w:r>
+                </w:p>
+              </w:tc>
+              <w:tc>
+                <w:tcPr/>
+                <w:p>
+                  <w:pPr>
+                    <w:pStyle w:val="Compact"/>
+                    <w:jc w:val="right"/>
+                    <w:jc w:val="center"/>
+                  </w:pPr>
+                  <w:r>
+                    <w:t xml:space="preserve">8891</w:t>
+                  </w:r>
+                </w:p>
+              </w:tc>
+              <w:tc>
+                <w:tcPr/>
+                <w:p>
+                  <w:pPr>
+                    <w:pStyle w:val="Compact"/>
+                    <w:jc w:val="right"/>
+                    <w:jc w:val="center"/>
+                  </w:pPr>
+                  <w:r>
+                    <w:t xml:space="preserve">4517</w:t>
                   </w:r>
                 </w:p>
               </w:tc>
@@ -2937,59 +2937,59 @@
                     <w:jc w:val="center"/>
                   </w:pPr>
                   <w:r>
-                    <w:t xml:space="preserve">08136028</w:t>
-                  </w:r>
-                </w:p>
-              </w:tc>
-              <w:tc>
-                <w:tcPr/>
-                <w:p>
-                  <w:pPr>
-                    <w:pStyle w:val="Compact"/>
-                    <w:jc w:val="left"/>
-                    <w:jc w:val="center"/>
-                  </w:pPr>
-                  <w:r>
-                    <w:t xml:space="preserve">Heubach, Stadt</w:t>
-                  </w:r>
-                </w:p>
-              </w:tc>
-              <w:tc>
-                <w:tcPr/>
-                <w:p>
-                  <w:pPr>
-                    <w:pStyle w:val="Compact"/>
-                    <w:jc w:val="left"/>
-                    <w:jc w:val="center"/>
-                  </w:pPr>
-                  <w:r>
-                    <w:t xml:space="preserve">Stadt</w:t>
-                  </w:r>
-                </w:p>
-              </w:tc>
-              <w:tc>
-                <w:tcPr/>
-                <w:p>
-                  <w:pPr>
-                    <w:pStyle w:val="Compact"/>
-                    <w:jc w:val="right"/>
-                    <w:jc w:val="center"/>
-                  </w:pPr>
-                  <w:r>
-                    <w:t xml:space="preserve">10145</w:t>
-                  </w:r>
-                </w:p>
-              </w:tc>
-              <w:tc>
-                <w:tcPr/>
-                <w:p>
-                  <w:pPr>
-                    <w:pStyle w:val="Compact"/>
-                    <w:jc w:val="right"/>
-                    <w:jc w:val="center"/>
-                  </w:pPr>
-                  <w:r>
-                    <w:t xml:space="preserve">2578</w:t>
+                    <w:t xml:space="preserve">07133109</w:t>
+                  </w:r>
+                </w:p>
+              </w:tc>
+              <w:tc>
+                <w:tcPr/>
+                <w:p>
+                  <w:pPr>
+                    <w:pStyle w:val="Compact"/>
+                    <w:jc w:val="left"/>
+                    <w:jc w:val="center"/>
+                  </w:pPr>
+                  <w:r>
+                    <w:t xml:space="preserve">Wallhausen</w:t>
+                  </w:r>
+                </w:p>
+              </w:tc>
+              <w:tc>
+                <w:tcPr/>
+                <w:p>
+                  <w:pPr>
+                    <w:pStyle w:val="Compact"/>
+                    <w:jc w:val="left"/>
+                    <w:jc w:val="center"/>
+                  </w:pPr>
+                  <w:r>
+                    <w:t xml:space="preserve">Kreisangehörige Gemeinde</w:t>
+                  </w:r>
+                </w:p>
+              </w:tc>
+              <w:tc>
+                <w:tcPr/>
+                <w:p>
+                  <w:pPr>
+                    <w:pStyle w:val="Compact"/>
+                    <w:jc w:val="right"/>
+                    <w:jc w:val="center"/>
+                  </w:pPr>
+                  <w:r>
+                    <w:t xml:space="preserve">1623</w:t>
+                  </w:r>
+                </w:p>
+              </w:tc>
+              <w:tc>
+                <w:tcPr/>
+                <w:p>
+                  <w:pPr>
+                    <w:pStyle w:val="Compact"/>
+                    <w:jc w:val="right"/>
+                    <w:jc w:val="center"/>
+                  </w:pPr>
+                  <w:r>
+                    <w:t xml:space="preserve">1030</w:t>
                   </w:r>
                 </w:p>
               </w:tc>

--- a/Expositionsdaten_vorbereiten.docx
+++ b/Expositionsdaten_vorbereiten.docx
@@ -2491,7 +2491,7 @@
         <w:rPr>
           <w:rStyle w:val="VerbatimChar"/>
         </w:rPr>
-        <w:t xml:space="preserve">[1] "./data/Gebietstabellen/GV100AD_30112025.txt"</w:t>
+        <w:t xml:space="preserve">[1] "data/Gebietstabellen/GV100AD_30112025.txt"</w:t>
       </w:r>
     </w:p>
     <w:p>
@@ -2669,59 +2669,59 @@
                     <w:jc w:val="center"/>
                   </w:pPr>
                   <w:r>
-                    <w:t xml:space="preserve">15089015</w:t>
-                  </w:r>
-                </w:p>
-              </w:tc>
-              <w:tc>
-                <w:tcPr/>
-                <w:p>
-                  <w:pPr>
-                    <w:pStyle w:val="Compact"/>
-                    <w:jc w:val="left"/>
-                    <w:jc w:val="center"/>
-                  </w:pPr>
-                  <w:r>
-                    <w:t xml:space="preserve">Aschersleben, Stadt</w:t>
-                  </w:r>
-                </w:p>
-              </w:tc>
-              <w:tc>
-                <w:tcPr/>
-                <w:p>
-                  <w:pPr>
-                    <w:pStyle w:val="Compact"/>
-                    <w:jc w:val="left"/>
-                    <w:jc w:val="center"/>
-                  </w:pPr>
-                  <w:r>
-                    <w:t xml:space="preserve">Stadt</w:t>
-                  </w:r>
-                </w:p>
-              </w:tc>
-              <w:tc>
-                <w:tcPr/>
-                <w:p>
-                  <w:pPr>
-                    <w:pStyle w:val="Compact"/>
-                    <w:jc w:val="right"/>
-                    <w:jc w:val="center"/>
-                  </w:pPr>
-                  <w:r>
-                    <w:t xml:space="preserve">25647</w:t>
-                  </w:r>
-                </w:p>
-              </w:tc>
-              <w:tc>
-                <w:tcPr/>
-                <w:p>
-                  <w:pPr>
-                    <w:pStyle w:val="Compact"/>
-                    <w:jc w:val="right"/>
-                    <w:jc w:val="center"/>
-                  </w:pPr>
-                  <w:r>
-                    <w:t xml:space="preserve">15683</w:t>
+                    <w:t xml:space="preserve">16075031</w:t>
+                  </w:r>
+                </w:p>
+              </w:tc>
+              <w:tc>
+                <w:tcPr/>
+                <w:p>
+                  <w:pPr>
+                    <w:pStyle w:val="Compact"/>
+                    <w:jc w:val="left"/>
+                    <w:jc w:val="center"/>
+                  </w:pPr>
+                  <w:r>
+                    <w:t xml:space="preserve">Gertewitz</w:t>
+                  </w:r>
+                </w:p>
+              </w:tc>
+              <w:tc>
+                <w:tcPr/>
+                <w:p>
+                  <w:pPr>
+                    <w:pStyle w:val="Compact"/>
+                    <w:jc w:val="left"/>
+                    <w:jc w:val="center"/>
+                  </w:pPr>
+                  <w:r>
+                    <w:t xml:space="preserve">Kreisangehörige Gemeinde</w:t>
+                  </w:r>
+                </w:p>
+              </w:tc>
+              <w:tc>
+                <w:tcPr/>
+                <w:p>
+                  <w:pPr>
+                    <w:pStyle w:val="Compact"/>
+                    <w:jc w:val="right"/>
+                    <w:jc w:val="center"/>
+                  </w:pPr>
+                  <w:r>
+                    <w:t xml:space="preserve">130</w:t>
+                  </w:r>
+                </w:p>
+              </w:tc>
+              <w:tc>
+                <w:tcPr/>
+                <w:p>
+                  <w:pPr>
+                    <w:pStyle w:val="Compact"/>
+                    <w:jc w:val="right"/>
+                    <w:jc w:val="center"/>
+                  </w:pPr>
+                  <w:r>
+                    <w:t xml:space="preserve">421</w:t>
                   </w:r>
                 </w:p>
               </w:tc>
@@ -2736,59 +2736,59 @@
                     <w:jc w:val="center"/>
                   </w:pPr>
                   <w:r>
-                    <w:t xml:space="preserve">06440019</w:t>
-                  </w:r>
-                </w:p>
-              </w:tc>
-              <w:tc>
-                <w:tcPr/>
-                <w:p>
-                  <w:pPr>
-                    <w:pStyle w:val="Compact"/>
-                    <w:jc w:val="left"/>
-                    <w:jc w:val="center"/>
-                  </w:pPr>
-                  <w:r>
-                    <w:t xml:space="preserve">Ortenberg, Stadt</w:t>
-                  </w:r>
-                </w:p>
-              </w:tc>
-              <w:tc>
-                <w:tcPr/>
-                <w:p>
-                  <w:pPr>
-                    <w:pStyle w:val="Compact"/>
-                    <w:jc w:val="left"/>
-                    <w:jc w:val="center"/>
-                  </w:pPr>
-                  <w:r>
-                    <w:t xml:space="preserve">Stadt</w:t>
-                  </w:r>
-                </w:p>
-              </w:tc>
-              <w:tc>
-                <w:tcPr/>
-                <w:p>
-                  <w:pPr>
-                    <w:pStyle w:val="Compact"/>
-                    <w:jc w:val="right"/>
-                    <w:jc w:val="center"/>
-                  </w:pPr>
-                  <w:r>
-                    <w:t xml:space="preserve">8423</w:t>
-                  </w:r>
-                </w:p>
-              </w:tc>
-              <w:tc>
-                <w:tcPr/>
-                <w:p>
-                  <w:pPr>
-                    <w:pStyle w:val="Compact"/>
-                    <w:jc w:val="right"/>
-                    <w:jc w:val="center"/>
-                  </w:pPr>
-                  <w:r>
-                    <w:t xml:space="preserve">5470</w:t>
+                    <w:t xml:space="preserve">07135074</w:t>
+                  </w:r>
+                </w:p>
+              </w:tc>
+              <w:tc>
+                <w:tcPr/>
+                <w:p>
+                  <w:pPr>
+                    <w:pStyle w:val="Compact"/>
+                    <w:jc w:val="left"/>
+                    <w:jc w:val="center"/>
+                  </w:pPr>
+                  <w:r>
+                    <w:t xml:space="preserve">Reidenhausen</w:t>
+                  </w:r>
+                </w:p>
+              </w:tc>
+              <w:tc>
+                <w:tcPr/>
+                <w:p>
+                  <w:pPr>
+                    <w:pStyle w:val="Compact"/>
+                    <w:jc w:val="left"/>
+                    <w:jc w:val="center"/>
+                  </w:pPr>
+                  <w:r>
+                    <w:t xml:space="preserve">Kreisangehörige Gemeinde</w:t>
+                  </w:r>
+                </w:p>
+              </w:tc>
+              <w:tc>
+                <w:tcPr/>
+                <w:p>
+                  <w:pPr>
+                    <w:pStyle w:val="Compact"/>
+                    <w:jc w:val="right"/>
+                    <w:jc w:val="center"/>
+                  </w:pPr>
+                  <w:r>
+                    <w:t xml:space="preserve">183</w:t>
+                  </w:r>
+                </w:p>
+              </w:tc>
+              <w:tc>
+                <w:tcPr/>
+                <w:p>
+                  <w:pPr>
+                    <w:pStyle w:val="Compact"/>
+                    <w:jc w:val="right"/>
+                    <w:jc w:val="center"/>
+                  </w:pPr>
+                  <w:r>
+                    <w:t xml:space="preserve">206</w:t>
                   </w:r>
                 </w:p>
               </w:tc>
@@ -2803,20 +2803,20 @@
                     <w:jc w:val="center"/>
                   </w:pPr>
                   <w:r>
-                    <w:t xml:space="preserve">07235035</w:t>
-                  </w:r>
-                </w:p>
-              </w:tc>
-              <w:tc>
-                <w:tcPr/>
-                <w:p>
-                  <w:pPr>
-                    <w:pStyle w:val="Compact"/>
-                    <w:jc w:val="left"/>
-                    <w:jc w:val="center"/>
-                  </w:pPr>
-                  <w:r>
-                    <w:t xml:space="preserve">Grimburg</w:t>
+                    <w:t xml:space="preserve">16073094</w:t>
+                  </w:r>
+                </w:p>
+              </w:tc>
+              <w:tc>
+                <w:tcPr/>
+                <w:p>
+                  <w:pPr>
+                    <w:pStyle w:val="Compact"/>
+                    <w:jc w:val="left"/>
+                    <w:jc w:val="center"/>
+                  </w:pPr>
+                  <w:r>
+                    <w:t xml:space="preserve">Unterweißbach</w:t>
                   </w:r>
                 </w:p>
               </w:tc>
@@ -2842,20 +2842,20 @@
                     <w:jc w:val="center"/>
                   </w:pPr>
                   <w:r>
-                    <w:t xml:space="preserve">460</w:t>
-                  </w:r>
-                </w:p>
-              </w:tc>
-              <w:tc>
-                <w:tcPr/>
-                <w:p>
-                  <w:pPr>
-                    <w:pStyle w:val="Compact"/>
-                    <w:jc w:val="right"/>
-                    <w:jc w:val="center"/>
-                  </w:pPr>
-                  <w:r>
-                    <w:t xml:space="preserve">1017</w:t>
+                    <w:t xml:space="preserve">707</w:t>
+                  </w:r>
+                </w:p>
+              </w:tc>
+              <w:tc>
+                <w:tcPr/>
+                <w:p>
+                  <w:pPr>
+                    <w:pStyle w:val="Compact"/>
+                    <w:jc w:val="right"/>
+                    <w:jc w:val="center"/>
+                  </w:pPr>
+                  <w:r>
+                    <w:t xml:space="preserve">1321</w:t>
                   </w:r>
                 </w:p>
               </w:tc>
@@ -2870,20 +2870,20 @@
                     <w:jc w:val="center"/>
                   </w:pPr>
                   <w:r>
-                    <w:t xml:space="preserve">09186158</w:t>
-                  </w:r>
-                </w:p>
-              </w:tc>
-              <w:tc>
-                <w:tcPr/>
-                <w:p>
-                  <w:pPr>
-                    <w:pStyle w:val="Compact"/>
-                    <w:jc w:val="left"/>
-                    <w:jc w:val="center"/>
-                  </w:pPr>
-                  <w:r>
-                    <w:t xml:space="preserve">Vohburg a.d.Donau, St</w:t>
+                    <w:t xml:space="preserve">03255003</w:t>
+                  </w:r>
+                </w:p>
+              </w:tc>
+              <w:tc>
+                <w:tcPr/>
+                <w:p>
+                  <w:pPr>
+                    <w:pStyle w:val="Compact"/>
+                    <w:jc w:val="left"/>
+                    <w:jc w:val="center"/>
+                  </w:pPr>
+                  <w:r>
+                    <w:t xml:space="preserve">Bodenwerder, Münchhausenstadt</w:t>
                   </w:r>
                 </w:p>
               </w:tc>
@@ -2909,20 +2909,20 @@
                     <w:jc w:val="center"/>
                   </w:pPr>
                   <w:r>
-                    <w:t xml:space="preserve">8891</w:t>
-                  </w:r>
-                </w:p>
-              </w:tc>
-              <w:tc>
-                <w:tcPr/>
-                <w:p>
-                  <w:pPr>
-                    <w:pStyle w:val="Compact"/>
-                    <w:jc w:val="right"/>
-                    <w:jc w:val="center"/>
-                  </w:pPr>
-                  <w:r>
-                    <w:t xml:space="preserve">4517</w:t>
+                    <w:t xml:space="preserve">4672</w:t>
+                  </w:r>
+                </w:p>
+              </w:tc>
+              <w:tc>
+                <w:tcPr/>
+                <w:p>
+                  <w:pPr>
+                    <w:pStyle w:val="Compact"/>
+                    <w:jc w:val="right"/>
+                    <w:jc w:val="center"/>
+                  </w:pPr>
+                  <w:r>
+                    <w:t xml:space="preserve">2905</w:t>
                   </w:r>
                 </w:p>
               </w:tc>
@@ -2937,20 +2937,20 @@
                     <w:jc w:val="center"/>
                   </w:pPr>
                   <w:r>
-                    <w:t xml:space="preserve">07133109</w:t>
-                  </w:r>
-                </w:p>
-              </w:tc>
-              <w:tc>
-                <w:tcPr/>
-                <w:p>
-                  <w:pPr>
-                    <w:pStyle w:val="Compact"/>
-                    <w:jc w:val="left"/>
-                    <w:jc w:val="center"/>
-                  </w:pPr>
-                  <w:r>
-                    <w:t xml:space="preserve">Wallhausen</w:t>
+                    <w:t xml:space="preserve">03251047</w:t>
+                  </w:r>
+                </w:p>
+              </w:tc>
+              <w:tc>
+                <w:tcPr/>
+                <w:p>
+                  <w:pPr>
+                    <w:pStyle w:val="Compact"/>
+                    <w:jc w:val="left"/>
+                    <w:jc w:val="center"/>
+                  </w:pPr>
+                  <w:r>
+                    <w:t xml:space="preserve">Weyhe</w:t>
                   </w:r>
                 </w:p>
               </w:tc>
@@ -2976,20 +2976,20 @@
                     <w:jc w:val="center"/>
                   </w:pPr>
                   <w:r>
-                    <w:t xml:space="preserve">1623</w:t>
-                  </w:r>
-                </w:p>
-              </w:tc>
-              <w:tc>
-                <w:tcPr/>
-                <w:p>
-                  <w:pPr>
-                    <w:pStyle w:val="Compact"/>
-                    <w:jc w:val="right"/>
-                    <w:jc w:val="center"/>
-                  </w:pPr>
-                  <w:r>
-                    <w:t xml:space="preserve">1030</w:t>
+                    <w:t xml:space="preserve">30975</w:t>
+                  </w:r>
+                </w:p>
+              </w:tc>
+              <w:tc>
+                <w:tcPr/>
+                <w:p>
+                  <w:pPr>
+                    <w:pStyle w:val="Compact"/>
+                    <w:jc w:val="right"/>
+                    <w:jc w:val="center"/>
+                  </w:pPr>
+                  <w:r>
+                    <w:t xml:space="preserve">6036</w:t>
                   </w:r>
                 </w:p>
               </w:tc>
